--- a/Теория кодирования, сжатия и восст инф/Лабы/ЛР 1.docx
+++ b/Теория кодирования, сжатия и восст инф/Лабы/ЛР 1.docx
@@ -1,6 +1,6 @@
 
 <file path=word/document.xml><?xml version="1.0" encoding="utf-8"?>
-<w:document xmlns:wpc="http://schemas.microsoft.com/office/word/2010/wordprocessingCanvas" xmlns:mc="http://schemas.openxmlformats.org/markup-compatibility/2006" xmlns:o="urn:schemas-microsoft-com:office:office" xmlns:r="http://schemas.openxmlformats.org/officeDocument/2006/relationships" xmlns:m="http://schemas.openxmlformats.org/officeDocument/2006/math" xmlns:v="urn:schemas-microsoft-com:vml" xmlns:wp14="http://schemas.microsoft.com/office/word/2010/wordprocessingDrawing" xmlns:wp="http://schemas.openxmlformats.org/drawingml/2006/wordprocessingDrawing" xmlns:w10="urn:schemas-microsoft-com:office:word" xmlns:w="http://schemas.openxmlformats.org/wordprocessingml/2006/main" xmlns:w14="http://schemas.microsoft.com/office/word/2010/wordml" xmlns:wpg="http://schemas.microsoft.com/office/word/2010/wordprocessingGroup" xmlns:wpi="http://schemas.microsoft.com/office/word/2010/wordprocessingInk" xmlns:wne="http://schemas.microsoft.com/office/word/2006/wordml" xmlns:wps="http://schemas.microsoft.com/office/word/2010/wordprocessingShape" mc:Ignorable="w14 wp14">
+<w:document xmlns:wpc="http://schemas.microsoft.com/office/word/2010/wordprocessingCanvas" xmlns:cx="http://schemas.microsoft.com/office/drawing/2014/chartex" xmlns:cx1="http://schemas.microsoft.com/office/drawing/2015/9/8/chartex" xmlns:cx2="http://schemas.microsoft.com/office/drawing/2015/10/21/chartex" xmlns:cx3="http://schemas.microsoft.com/office/drawing/2016/5/9/chartex" xmlns:cx4="http://schemas.microsoft.com/office/drawing/2016/5/10/chartex" xmlns:cx5="http://schemas.microsoft.com/office/drawing/2016/5/11/chartex" xmlns:cx6="http://schemas.microsoft.com/office/drawing/2016/5/12/chartex" xmlns:cx7="http://schemas.microsoft.com/office/drawing/2016/5/13/chartex" xmlns:cx8="http://schemas.microsoft.com/office/drawing/2016/5/14/chartex" xmlns:mc="http://schemas.openxmlformats.org/markup-compatibility/2006" xmlns:aink="http://schemas.microsoft.com/office/drawing/2016/ink" xmlns:am3d="http://schemas.microsoft.com/office/drawing/2017/model3d" xmlns:o="urn:schemas-microsoft-com:office:office" xmlns:r="http://schemas.openxmlformats.org/officeDocument/2006/relationships" xmlns:m="http://schemas.openxmlformats.org/officeDocument/2006/math" xmlns:v="urn:schemas-microsoft-com:vml" xmlns:wp14="http://schemas.microsoft.com/office/word/2010/wordprocessingDrawing" xmlns:wp="http://schemas.openxmlformats.org/drawingml/2006/wordprocessingDrawing" xmlns:w10="urn:schemas-microsoft-com:office:word" xmlns:w="http://schemas.openxmlformats.org/wordprocessingml/2006/main" xmlns:w14="http://schemas.microsoft.com/office/word/2010/wordml" xmlns:w15="http://schemas.microsoft.com/office/word/2012/wordml" xmlns:w16cex="http://schemas.microsoft.com/office/word/2018/wordml/cex" xmlns:w16cid="http://schemas.microsoft.com/office/word/2016/wordml/cid" xmlns:w16="http://schemas.microsoft.com/office/word/2018/wordml" xmlns:w16sdtdh="http://schemas.microsoft.com/office/word/2020/wordml/sdtdatahash" xmlns:w16se="http://schemas.microsoft.com/office/word/2015/wordml/symex" xmlns:wpg="http://schemas.microsoft.com/office/word/2010/wordprocessingGroup" xmlns:wpi="http://schemas.microsoft.com/office/word/2010/wordprocessingInk" xmlns:wne="http://schemas.microsoft.com/office/word/2006/wordml" xmlns:wps="http://schemas.microsoft.com/office/word/2010/wordprocessingShape" mc:Ignorable="w14 w15 w16se w16cid w16 w16cex w16sdtdh wp14">
   <w:body>
     <w:p>
       <w:pPr>
@@ -34,7 +34,7 @@
                     </pic:cNvPicPr>
                   </pic:nvPicPr>
                   <pic:blipFill>
-                    <a:blip r:embed="rId8">
+                    <a:blip r:embed="rId7">
                       <a:extLst>
                         <a:ext uri="{28A0092B-C50C-407E-A947-70E740481C1C}">
                           <a14:useLocalDpi xmlns:a14="http://schemas.microsoft.com/office/drawing/2010/main" val="0"/>
@@ -313,35 +313,7 @@
         <w:rPr>
           <w:lang w:bidi="ru-RU"/>
         </w:rPr>
-        <w:t xml:space="preserve">«Изучение методов Шеннона – </w:t>
-      </w:r>
-      <w:proofErr w:type="spellStart"/>
-      <w:r>
-        <w:rPr>
-          <w:lang w:bidi="ru-RU"/>
-        </w:rPr>
-        <w:t>Фано</w:t>
-      </w:r>
-      <w:proofErr w:type="spellEnd"/>
-      <w:r>
-        <w:rPr>
-          <w:lang w:bidi="ru-RU"/>
-        </w:rPr>
-        <w:t xml:space="preserve"> и </w:t>
-      </w:r>
-      <w:proofErr w:type="spellStart"/>
-      <w:r>
-        <w:rPr>
-          <w:lang w:bidi="ru-RU"/>
-        </w:rPr>
-        <w:t>Хафмана</w:t>
-      </w:r>
-      <w:proofErr w:type="spellEnd"/>
-      <w:r>
-        <w:rPr>
-          <w:lang w:bidi="ru-RU"/>
-        </w:rPr>
-        <w:t xml:space="preserve"> по построению </w:t>
+        <w:t xml:space="preserve">«Изучение методов Шеннона – Фано и Хафмана по построению </w:t>
       </w:r>
     </w:p>
     <w:p>
@@ -423,16 +395,7 @@
         <w:jc w:val="right"/>
       </w:pPr>
       <w:r>
-        <w:t>Михайлов А</w:t>
-      </w:r>
-      <w:r>
-        <w:t>.</w:t>
-      </w:r>
-      <w:r>
-        <w:t>С</w:t>
-      </w:r>
-      <w:r>
-        <w:t>.</w:t>
+        <w:t>Ковалец Илья Андреевич</w:t>
       </w:r>
     </w:p>
     <w:p>
@@ -449,7 +412,16 @@
         <w:jc w:val="right"/>
       </w:pPr>
       <w:r>
-        <w:t>Проверил:</w:t>
+        <w:t>Проверил</w:t>
+      </w:r>
+      <w:r>
+        <w:t xml:space="preserve"> </w:t>
+      </w:r>
+      <w:r>
+        <w:t>д</w:t>
+      </w:r>
+      <w:r>
+        <w:t>оцент</w:t>
       </w:r>
     </w:p>
     <w:p>
@@ -466,25 +438,13 @@
         <w:jc w:val="right"/>
       </w:pPr>
       <w:r>
-        <w:t xml:space="preserve">Доцент </w:t>
-      </w:r>
-      <w:r>
         <w:t>Егорова</w:t>
       </w:r>
       <w:r>
         <w:t xml:space="preserve"> </w:t>
       </w:r>
       <w:r>
-        <w:t>Р</w:t>
-      </w:r>
-      <w:r>
-        <w:t>.</w:t>
-      </w:r>
-      <w:r>
-        <w:t>В</w:t>
-      </w:r>
-      <w:r>
-        <w:t>.</w:t>
+        <w:t>Римма Викторовна</w:t>
       </w:r>
     </w:p>
     <w:p>
@@ -553,7 +513,10 @@
         <w:t>20</w:t>
       </w:r>
       <w:r>
-        <w:t>24</w:t>
+        <w:t>2</w:t>
+      </w:r>
+      <w:r>
+        <w:t>5</w:t>
       </w:r>
     </w:p>
     <w:p>
@@ -600,15 +563,7 @@
         <w:t>Цель работы:</w:t>
       </w:r>
       <w:r>
-        <w:t xml:space="preserve"> изучить возможности эффективного кодирования информации по методам Шеннона – </w:t>
-      </w:r>
-      <w:proofErr w:type="spellStart"/>
-      <w:r>
-        <w:t>Фано</w:t>
-      </w:r>
-      <w:proofErr w:type="spellEnd"/>
-      <w:r>
-        <w:t xml:space="preserve"> и Хаффмана.</w:t>
+        <w:t xml:space="preserve"> изучить возможности эффективного кодирования информации по методам Шеннона – Фано и Хаффмана.</w:t>
       </w:r>
     </w:p>
     <w:p>
@@ -617,6 +572,9 @@
         <w:jc w:val="both"/>
       </w:pPr>
       <w:r>
+        <w:rPr>
+          <w:noProof/>
+        </w:rPr>
         <w:drawing>
           <wp:inline distT="0" distB="0" distL="0" distR="0" wp14:anchorId="271BBE6C" wp14:editId="6E64FA17">
             <wp:extent cx="5887272" cy="400106"/>
@@ -633,7 +591,7 @@
                     <pic:cNvPicPr/>
                   </pic:nvPicPr>
                   <pic:blipFill>
-                    <a:blip r:embed="rId9"/>
+                    <a:blip r:embed="rId8"/>
                     <a:stretch>
                       <a:fillRect/>
                     </a:stretch>
@@ -660,6 +618,9 @@
         <w:jc w:val="both"/>
       </w:pPr>
       <w:r>
+        <w:rPr>
+          <w:noProof/>
+        </w:rPr>
         <w:drawing>
           <wp:inline distT="0" distB="0" distL="0" distR="0" wp14:anchorId="5ABD5905" wp14:editId="3E55ECA1">
             <wp:extent cx="5887272" cy="190527"/>
@@ -676,7 +637,7 @@
                     <pic:cNvPicPr/>
                   </pic:nvPicPr>
                   <pic:blipFill>
-                    <a:blip r:embed="rId10"/>
+                    <a:blip r:embed="rId9"/>
                     <a:stretch>
                       <a:fillRect/>
                     </a:stretch>
@@ -714,18 +675,8 @@
           <w:szCs w:val="24"/>
           <w:lang w:bidi="ru-RU"/>
         </w:rPr>
-        <w:t xml:space="preserve">Рисунок 1 – </w:t>
+        <w:t>Рисунок 1 – Вариант выполнения задания лабораторной работы</w:t>
       </w:r>
-      <w:r>
-        <w:rPr>
-          <w:sz w:val="24"/>
-          <w:szCs w:val="24"/>
-          <w:lang w:bidi="ru-RU"/>
-        </w:rPr>
-        <w:t>Вариант выполнения задания лабораторной работы</w:t>
-      </w:r>
-      <w:bookmarkStart w:id="0" w:name="_GoBack"/>
-      <w:bookmarkEnd w:id="0"/>
     </w:p>
     <w:p>
       <w:pPr>
@@ -777,16 +728,8 @@
         <w:rPr>
           <w:lang w:bidi="ru-RU"/>
         </w:rPr>
-        <w:t>-</w:t>
+        <w:t>-Фано</w:t>
       </w:r>
-      <w:proofErr w:type="spellStart"/>
-      <w:r>
-        <w:rPr>
-          <w:lang w:bidi="ru-RU"/>
-        </w:rPr>
-        <w:t>Фано</w:t>
-      </w:r>
-      <w:proofErr w:type="spellEnd"/>
     </w:p>
     <w:tbl>
       <w:tblPr>
@@ -851,7 +794,6 @@
                 <w:lang w:val="en-US" w:bidi="ru-RU"/>
               </w:rPr>
             </w:pPr>
-            <w:proofErr w:type="spellStart"/>
             <w:r>
               <w:rPr>
                 <w:rFonts w:cs="Times New Roman"/>
@@ -861,7 +803,6 @@
               </w:rPr>
               <w:t>Pis</w:t>
             </w:r>
-            <w:proofErr w:type="spellEnd"/>
           </w:p>
         </w:tc>
         <w:tc>
@@ -3768,7 +3709,7 @@
         <w:ind w:firstLine="709"/>
         <w:jc w:val="both"/>
         <w:rPr>
-          <w:lang w:val="en-US" w:bidi="ru-RU"/>
+          <w:lang w:bidi="ru-RU"/>
         </w:rPr>
       </w:pPr>
       <w:r>
@@ -3985,19 +3926,7 @@
         <w:rPr>
           <w:lang w:bidi="ru-RU"/>
         </w:rPr>
-        <w:t>Таблица 2</w:t>
-      </w:r>
-      <w:r>
-        <w:rPr>
-          <w:lang w:bidi="ru-RU"/>
-        </w:rPr>
-        <w:t xml:space="preserve"> – </w:t>
-      </w:r>
-      <w:r>
-        <w:rPr>
-          <w:lang w:bidi="ru-RU"/>
-        </w:rPr>
-        <w:t>Символы исходного алфавита и их вероятности</w:t>
+        <w:t>Таблица 2 – Символы исходного алфавита и их вероятности</w:t>
       </w:r>
     </w:p>
     <w:tbl>
@@ -4820,16 +4749,8 @@
         <w:rPr>
           <w:lang w:bidi="ru-RU"/>
         </w:rPr>
-        <w:t xml:space="preserve">Таблица 3 – Полученные кодовые вероятности по методу </w:t>
+        <w:t>Таблица 3 – Полученные кодовые вероятности по методу Шенно-Фано</w:t>
       </w:r>
-      <w:proofErr w:type="spellStart"/>
-      <w:r>
-        <w:rPr>
-          <w:lang w:bidi="ru-RU"/>
-        </w:rPr>
-        <w:t>Шенно-Фано</w:t>
-      </w:r>
-      <w:proofErr w:type="spellEnd"/>
     </w:p>
     <w:tbl>
       <w:tblPr>
@@ -5600,6 +5521,7 @@
       </w:pPr>
       <w:r>
         <w:rPr>
+          <w:noProof/>
           <w:lang w:val="en-US" w:bidi="ru-RU"/>
         </w:rPr>
         <w:lastRenderedPageBreak/>
@@ -5619,7 +5541,7 @@
                     <pic:cNvPicPr/>
                   </pic:nvPicPr>
                   <pic:blipFill>
-                    <a:blip r:embed="rId11"/>
+                    <a:blip r:embed="rId10"/>
                     <a:stretch>
                       <a:fillRect/>
                     </a:stretch>
@@ -5657,15 +5579,7 @@
           <w:szCs w:val="24"/>
           <w:lang w:bidi="ru-RU"/>
         </w:rPr>
-        <w:t>Рисунок</w:t>
-      </w:r>
-      <w:r>
-        <w:rPr>
-          <w:sz w:val="24"/>
-          <w:szCs w:val="24"/>
-          <w:lang w:bidi="ru-RU"/>
-        </w:rPr>
-        <w:t xml:space="preserve"> </w:t>
+        <w:t xml:space="preserve">Рисунок </w:t>
       </w:r>
       <w:r>
         <w:rPr>
@@ -5681,26 +5595,8 @@
           <w:szCs w:val="24"/>
           <w:lang w:bidi="ru-RU"/>
         </w:rPr>
-        <w:t xml:space="preserve"> –</w:t>
+        <w:t xml:space="preserve"> – Пример кодового дерева для кода Шеннона-Фано</w:t>
       </w:r>
-      <w:r>
-        <w:rPr>
-          <w:sz w:val="24"/>
-          <w:szCs w:val="24"/>
-          <w:lang w:bidi="ru-RU"/>
-        </w:rPr>
-        <w:t xml:space="preserve"> Пример кодового дерева для кода Шеннона-</w:t>
-      </w:r>
-      <w:proofErr w:type="spellStart"/>
-      <w:r>
-        <w:rPr>
-          <w:sz w:val="24"/>
-          <w:szCs w:val="24"/>
-          <w:lang w:bidi="ru-RU"/>
-        </w:rPr>
-        <w:t>Фано</w:t>
-      </w:r>
-      <w:proofErr w:type="spellEnd"/>
     </w:p>
     <w:p>
       <w:pPr>
@@ -5725,19 +5621,7 @@
         <w:rPr>
           <w:lang w:bidi="ru-RU"/>
         </w:rPr>
-        <w:t>Таблица 2</w:t>
-      </w:r>
-      <w:r>
-        <w:rPr>
-          <w:lang w:bidi="ru-RU"/>
-        </w:rPr>
-        <w:t xml:space="preserve"> – Получение эффективного кода по методу</w:t>
-      </w:r>
-      <w:r>
-        <w:rPr>
-          <w:lang w:bidi="ru-RU"/>
-        </w:rPr>
-        <w:t xml:space="preserve"> </w:t>
+        <w:t xml:space="preserve">Таблица 2 – Получение эффективного кода по методу </w:t>
       </w:r>
       <w:r>
         <w:rPr>
@@ -5823,8 +5707,6 @@
                 <w:lang w:bidi="ru-RU"/>
               </w:rPr>
             </w:pPr>
-            <w:proofErr w:type="spellStart"/>
-            <w:proofErr w:type="gramStart"/>
             <w:r>
               <w:rPr>
                 <w:sz w:val="24"/>
@@ -5849,8 +5731,6 @@
               </w:rPr>
               <w:t>ности</w:t>
             </w:r>
-            <w:proofErr w:type="spellEnd"/>
-            <w:proofErr w:type="gramEnd"/>
           </w:p>
         </w:tc>
         <w:tc>
@@ -5893,8 +5773,6 @@
                 <w:lang w:bidi="ru-RU"/>
               </w:rPr>
             </w:pPr>
-            <w:proofErr w:type="spellStart"/>
-            <w:proofErr w:type="gramStart"/>
             <w:r>
               <w:rPr>
                 <w:sz w:val="24"/>
@@ -5903,7 +5781,6 @@
               </w:rPr>
               <w:t>Кодо</w:t>
             </w:r>
-            <w:proofErr w:type="spellEnd"/>
             <w:r>
               <w:rPr>
                 <w:sz w:val="24"/>
@@ -5918,16 +5795,7 @@
                 <w:szCs w:val="24"/>
                 <w:lang w:bidi="ru-RU"/>
               </w:rPr>
-              <w:t>вые</w:t>
-            </w:r>
-            <w:proofErr w:type="gramEnd"/>
-            <w:r>
-              <w:rPr>
-                <w:sz w:val="24"/>
-                <w:szCs w:val="24"/>
-                <w:lang w:bidi="ru-RU"/>
-              </w:rPr>
-              <w:t xml:space="preserve"> слова</w:t>
+              <w:t>вые слова</w:t>
             </w:r>
           </w:p>
         </w:tc>
@@ -6596,15 +6464,7 @@
                 <w:szCs w:val="24"/>
                 <w:lang w:bidi="ru-RU"/>
               </w:rPr>
-              <w:t xml:space="preserve"> </w:t>
-            </w:r>
-            <w:r>
-              <w:rPr>
-                <w:sz w:val="24"/>
-                <w:szCs w:val="24"/>
-                <w:lang w:bidi="ru-RU"/>
-              </w:rPr>
-              <w:t>(1)</w:t>
+              <w:t xml:space="preserve"> (1)</w:t>
             </w:r>
           </w:p>
         </w:tc>
@@ -6969,15 +6829,7 @@
                 <w:szCs w:val="24"/>
                 <w:lang w:bidi="ru-RU"/>
               </w:rPr>
-              <w:t xml:space="preserve"> </w:t>
-            </w:r>
-            <w:r>
-              <w:rPr>
-                <w:sz w:val="24"/>
-                <w:szCs w:val="24"/>
-                <w:lang w:bidi="ru-RU"/>
-              </w:rPr>
-              <w:t>(1)</w:t>
+              <w:t xml:space="preserve"> (1)</w:t>
             </w:r>
           </w:p>
         </w:tc>
@@ -7017,15 +6869,7 @@
                 <w:szCs w:val="24"/>
                 <w:lang w:bidi="ru-RU"/>
               </w:rPr>
-              <w:t xml:space="preserve"> (0</w:t>
-            </w:r>
-            <w:r>
-              <w:rPr>
-                <w:sz w:val="24"/>
-                <w:szCs w:val="24"/>
-                <w:lang w:bidi="ru-RU"/>
-              </w:rPr>
-              <w:t>)</w:t>
+              <w:t xml:space="preserve"> (0)</w:t>
             </w:r>
           </w:p>
         </w:tc>
@@ -7342,15 +7186,7 @@
                 <w:szCs w:val="24"/>
                 <w:lang w:bidi="ru-RU"/>
               </w:rPr>
-              <w:t xml:space="preserve"> </w:t>
-            </w:r>
-            <w:r>
-              <w:rPr>
-                <w:sz w:val="24"/>
-                <w:szCs w:val="24"/>
-                <w:lang w:bidi="ru-RU"/>
-              </w:rPr>
-              <w:t>(1)</w:t>
+              <w:t xml:space="preserve"> (1)</w:t>
             </w:r>
           </w:p>
         </w:tc>
@@ -7382,15 +7218,7 @@
                 <w:szCs w:val="24"/>
                 <w:lang w:bidi="ru-RU"/>
               </w:rPr>
-              <w:t xml:space="preserve"> (0</w:t>
-            </w:r>
-            <w:r>
-              <w:rPr>
-                <w:sz w:val="24"/>
-                <w:szCs w:val="24"/>
-                <w:lang w:bidi="ru-RU"/>
-              </w:rPr>
-              <w:t>)</w:t>
+              <w:t xml:space="preserve"> (0)</w:t>
             </w:r>
           </w:p>
         </w:tc>
@@ -7715,15 +7543,7 @@
                 <w:szCs w:val="24"/>
                 <w:lang w:bidi="ru-RU"/>
               </w:rPr>
-              <w:t xml:space="preserve"> </w:t>
-            </w:r>
-            <w:r>
-              <w:rPr>
-                <w:sz w:val="24"/>
-                <w:szCs w:val="24"/>
-                <w:lang w:bidi="ru-RU"/>
-              </w:rPr>
-              <w:t>(1)</w:t>
+              <w:t xml:space="preserve"> (1)</w:t>
             </w:r>
           </w:p>
         </w:tc>
@@ -7763,15 +7583,7 @@
                 <w:szCs w:val="24"/>
                 <w:lang w:bidi="ru-RU"/>
               </w:rPr>
-              <w:t xml:space="preserve"> (0</w:t>
-            </w:r>
-            <w:r>
-              <w:rPr>
-                <w:sz w:val="24"/>
-                <w:szCs w:val="24"/>
-                <w:lang w:bidi="ru-RU"/>
-              </w:rPr>
-              <w:t>)</w:t>
+              <w:t xml:space="preserve"> (0)</w:t>
             </w:r>
           </w:p>
         </w:tc>
@@ -8080,15 +7892,7 @@
                 <w:szCs w:val="24"/>
                 <w:lang w:bidi="ru-RU"/>
               </w:rPr>
-              <w:t xml:space="preserve"> </w:t>
-            </w:r>
-            <w:r>
-              <w:rPr>
-                <w:sz w:val="24"/>
-                <w:szCs w:val="24"/>
-                <w:lang w:bidi="ru-RU"/>
-              </w:rPr>
-              <w:t>(1)</w:t>
+              <w:t xml:space="preserve"> (1)</w:t>
             </w:r>
           </w:p>
         </w:tc>
@@ -8120,15 +7924,7 @@
                 <w:szCs w:val="24"/>
                 <w:lang w:bidi="ru-RU"/>
               </w:rPr>
-              <w:t xml:space="preserve"> (0</w:t>
-            </w:r>
-            <w:r>
-              <w:rPr>
-                <w:sz w:val="24"/>
-                <w:szCs w:val="24"/>
-                <w:lang w:bidi="ru-RU"/>
-              </w:rPr>
-              <w:t>)</w:t>
+              <w:t xml:space="preserve"> (0)</w:t>
             </w:r>
           </w:p>
         </w:tc>
@@ -8429,15 +8225,7 @@
                 <w:szCs w:val="24"/>
                 <w:lang w:bidi="ru-RU"/>
               </w:rPr>
-              <w:t xml:space="preserve"> </w:t>
-            </w:r>
-            <w:r>
-              <w:rPr>
-                <w:sz w:val="24"/>
-                <w:szCs w:val="24"/>
-                <w:lang w:bidi="ru-RU"/>
-              </w:rPr>
-              <w:t>(1)</w:t>
+              <w:t xml:space="preserve"> (1)</w:t>
             </w:r>
           </w:p>
         </w:tc>
@@ -8469,15 +8257,7 @@
                 <w:szCs w:val="24"/>
                 <w:lang w:bidi="ru-RU"/>
               </w:rPr>
-              <w:t xml:space="preserve"> (0</w:t>
-            </w:r>
-            <w:r>
-              <w:rPr>
-                <w:sz w:val="24"/>
-                <w:szCs w:val="24"/>
-                <w:lang w:bidi="ru-RU"/>
-              </w:rPr>
-              <w:t>)</w:t>
+              <w:t xml:space="preserve"> (0)</w:t>
             </w:r>
           </w:p>
         </w:tc>
@@ -8762,15 +8542,7 @@
                 <w:szCs w:val="24"/>
                 <w:lang w:bidi="ru-RU"/>
               </w:rPr>
-              <w:t xml:space="preserve"> </w:t>
-            </w:r>
-            <w:r>
-              <w:rPr>
-                <w:sz w:val="24"/>
-                <w:szCs w:val="24"/>
-                <w:lang w:bidi="ru-RU"/>
-              </w:rPr>
-              <w:t>(1)</w:t>
+              <w:t xml:space="preserve"> (1)</w:t>
             </w:r>
           </w:p>
         </w:tc>
@@ -8802,15 +8574,7 @@
                 <w:szCs w:val="24"/>
                 <w:lang w:bidi="ru-RU"/>
               </w:rPr>
-              <w:t xml:space="preserve"> (0</w:t>
-            </w:r>
-            <w:r>
-              <w:rPr>
-                <w:sz w:val="24"/>
-                <w:szCs w:val="24"/>
-                <w:lang w:bidi="ru-RU"/>
-              </w:rPr>
-              <w:t>)</w:t>
+              <w:t xml:space="preserve"> (0)</w:t>
             </w:r>
           </w:p>
         </w:tc>
@@ -9094,15 +8858,7 @@
                 <w:szCs w:val="24"/>
                 <w:lang w:bidi="ru-RU"/>
               </w:rPr>
-              <w:t xml:space="preserve"> </w:t>
-            </w:r>
-            <w:r>
-              <w:rPr>
-                <w:sz w:val="24"/>
-                <w:szCs w:val="24"/>
-                <w:lang w:bidi="ru-RU"/>
-              </w:rPr>
-              <w:t>(1)</w:t>
+              <w:t xml:space="preserve"> (1)</w:t>
             </w:r>
           </w:p>
         </w:tc>
@@ -9142,15 +8898,7 @@
                 <w:szCs w:val="24"/>
                 <w:lang w:bidi="ru-RU"/>
               </w:rPr>
-              <w:t xml:space="preserve"> (0</w:t>
-            </w:r>
-            <w:r>
-              <w:rPr>
-                <w:sz w:val="24"/>
-                <w:szCs w:val="24"/>
-                <w:lang w:bidi="ru-RU"/>
-              </w:rPr>
-              <w:t>)</w:t>
+              <w:t xml:space="preserve"> (0)</w:t>
             </w:r>
           </w:p>
         </w:tc>
@@ -9419,15 +9167,7 @@
                 <w:szCs w:val="24"/>
                 <w:lang w:bidi="ru-RU"/>
               </w:rPr>
-              <w:t xml:space="preserve"> </w:t>
-            </w:r>
-            <w:r>
-              <w:rPr>
-                <w:sz w:val="24"/>
-                <w:szCs w:val="24"/>
-                <w:lang w:bidi="ru-RU"/>
-              </w:rPr>
-              <w:t>(1)</w:t>
+              <w:t xml:space="preserve"> (1)</w:t>
             </w:r>
           </w:p>
         </w:tc>
@@ -9459,15 +9199,7 @@
                 <w:szCs w:val="24"/>
                 <w:lang w:bidi="ru-RU"/>
               </w:rPr>
-              <w:t xml:space="preserve"> (0</w:t>
-            </w:r>
-            <w:r>
-              <w:rPr>
-                <w:sz w:val="24"/>
-                <w:szCs w:val="24"/>
-                <w:lang w:bidi="ru-RU"/>
-              </w:rPr>
-              <w:t>)</w:t>
+              <w:t xml:space="preserve"> (0)</w:t>
             </w:r>
           </w:p>
         </w:tc>
@@ -9828,15 +9560,7 @@
                 <w:szCs w:val="24"/>
                 <w:lang w:bidi="ru-RU"/>
               </w:rPr>
-              <w:t>(0</w:t>
-            </w:r>
-            <w:r>
-              <w:rPr>
-                <w:sz w:val="24"/>
-                <w:szCs w:val="24"/>
-                <w:lang w:bidi="ru-RU"/>
-              </w:rPr>
-              <w:t>)</w:t>
+              <w:t>(0)</w:t>
             </w:r>
           </w:p>
         </w:tc>
@@ -10113,15 +9837,7 @@
                 <w:szCs w:val="24"/>
                 <w:lang w:bidi="ru-RU"/>
               </w:rPr>
-              <w:t xml:space="preserve"> (0</w:t>
-            </w:r>
-            <w:r>
-              <w:rPr>
-                <w:sz w:val="24"/>
-                <w:szCs w:val="24"/>
-                <w:lang w:bidi="ru-RU"/>
-              </w:rPr>
-              <w:t>)</w:t>
+              <w:t xml:space="preserve"> (0)</w:t>
             </w:r>
           </w:p>
         </w:tc>
@@ -10382,15 +10098,7 @@
                 <w:szCs w:val="24"/>
                 <w:lang w:bidi="ru-RU"/>
               </w:rPr>
-              <w:t xml:space="preserve"> (0</w:t>
-            </w:r>
-            <w:r>
-              <w:rPr>
-                <w:sz w:val="24"/>
-                <w:szCs w:val="24"/>
-                <w:lang w:bidi="ru-RU"/>
-              </w:rPr>
-              <w:t>)</w:t>
+              <w:t xml:space="preserve"> (0)</w:t>
             </w:r>
           </w:p>
         </w:tc>
@@ -10957,37 +10665,7 @@
         <w:rPr>
           <w:lang w:bidi="ru-RU"/>
         </w:rPr>
-        <w:t>Таблица 4</w:t>
-      </w:r>
-      <w:r>
-        <w:rPr>
-          <w:lang w:bidi="ru-RU"/>
-        </w:rPr>
-        <w:t xml:space="preserve"> –</w:t>
-      </w:r>
-      <w:r>
-        <w:rPr>
-          <w:lang w:bidi="ru-RU"/>
-        </w:rPr>
-        <w:t xml:space="preserve"> Полученные</w:t>
-      </w:r>
-      <w:r>
-        <w:rPr>
-          <w:lang w:bidi="ru-RU"/>
-        </w:rPr>
-        <w:t xml:space="preserve"> </w:t>
-      </w:r>
-      <w:r>
-        <w:rPr>
-          <w:lang w:bidi="ru-RU"/>
-        </w:rPr>
-        <w:t>кодовые вероятности</w:t>
-      </w:r>
-      <w:r>
-        <w:rPr>
-          <w:lang w:bidi="ru-RU"/>
-        </w:rPr>
-        <w:t xml:space="preserve"> по методу Хаффмана</w:t>
+        <w:t>Таблица 4 – Полученные кодовые вероятности по методу Хаффмана</w:t>
       </w:r>
     </w:p>
     <w:tbl>
@@ -11642,6 +11320,7 @@
       </w:pPr>
       <w:r>
         <w:rPr>
+          <w:noProof/>
           <w:lang w:val="en-US" w:bidi="ru-RU"/>
         </w:rPr>
         <w:lastRenderedPageBreak/>
@@ -11661,7 +11340,7 @@
                     <pic:cNvPicPr/>
                   </pic:nvPicPr>
                   <pic:blipFill>
-                    <a:blip r:embed="rId12"/>
+                    <a:blip r:embed="rId11"/>
                     <a:stretch>
                       <a:fillRect/>
                     </a:stretch>
@@ -11715,15 +11394,7 @@
           <w:szCs w:val="24"/>
           <w:lang w:bidi="ru-RU"/>
         </w:rPr>
-        <w:t xml:space="preserve"> – Пример кодового дерева для кода </w:t>
-      </w:r>
-      <w:r>
-        <w:rPr>
-          <w:sz w:val="24"/>
-          <w:szCs w:val="24"/>
-          <w:lang w:bidi="ru-RU"/>
-        </w:rPr>
-        <w:t>Хаффмана</w:t>
+        <w:t xml:space="preserve"> – Пример кодового дерева для кода Хаффмана</w:t>
       </w:r>
     </w:p>
     <w:p>
@@ -11763,21 +11434,7 @@
         <w:rPr>
           <w:lang w:bidi="ru-RU"/>
         </w:rPr>
-        <w:t xml:space="preserve"> лабораторной работы была вычислена эффективность кодирования для кодов Шеннона-</w:t>
-      </w:r>
-      <w:proofErr w:type="spellStart"/>
-      <w:r>
-        <w:rPr>
-          <w:lang w:bidi="ru-RU"/>
-        </w:rPr>
-        <w:t>Фано</w:t>
-      </w:r>
-      <w:proofErr w:type="spellEnd"/>
-      <w:r>
-        <w:rPr>
-          <w:lang w:bidi="ru-RU"/>
-        </w:rPr>
-        <w:t xml:space="preserve"> и Хаффмана</w:t>
+        <w:t xml:space="preserve"> лабораторной работы была вычислена эффективность кодирования для кодов Шеннона-Фано и Хаффмана</w:t>
       </w:r>
       <w:r>
         <w:rPr>
@@ -11821,7 +11478,7 @@
       </w:pPr>
     </w:p>
     <w:sectPr>
-      <w:footerReference w:type="default" r:id="rId13"/>
+      <w:footerReference w:type="default" r:id="rId12"/>
       <w:pgSz w:w="11906" w:h="16838" w:code="9"/>
       <w:pgMar w:top="1134" w:right="850" w:bottom="1134" w:left="1701" w:header="709" w:footer="709" w:gutter="0"/>
       <w:cols w:space="708"/>
@@ -11833,7 +11490,7 @@
 </file>
 
 <file path=word/endnotes.xml><?xml version="1.0" encoding="utf-8"?>
-<w:endnotes xmlns:wpc="http://schemas.microsoft.com/office/word/2010/wordprocessingCanvas" xmlns:mc="http://schemas.openxmlformats.org/markup-compatibility/2006" xmlns:o="urn:schemas-microsoft-com:office:office" xmlns:r="http://schemas.openxmlformats.org/officeDocument/2006/relationships" xmlns:m="http://schemas.openxmlformats.org/officeDocument/2006/math" xmlns:v="urn:schemas-microsoft-com:vml" xmlns:wp14="http://schemas.microsoft.com/office/word/2010/wordprocessingDrawing" xmlns:wp="http://schemas.openxmlformats.org/drawingml/2006/wordprocessingDrawing" xmlns:w10="urn:schemas-microsoft-com:office:word" xmlns:w="http://schemas.openxmlformats.org/wordprocessingml/2006/main" xmlns:w14="http://schemas.microsoft.com/office/word/2010/wordml" xmlns:wpg="http://schemas.microsoft.com/office/word/2010/wordprocessingGroup" xmlns:wpi="http://schemas.microsoft.com/office/word/2010/wordprocessingInk" xmlns:wne="http://schemas.microsoft.com/office/word/2006/wordml" xmlns:wps="http://schemas.microsoft.com/office/word/2010/wordprocessingShape" mc:Ignorable="w14 wp14">
+<w:endnotes xmlns:wpc="http://schemas.microsoft.com/office/word/2010/wordprocessingCanvas" xmlns:cx="http://schemas.microsoft.com/office/drawing/2014/chartex" xmlns:cx1="http://schemas.microsoft.com/office/drawing/2015/9/8/chartex" xmlns:cx2="http://schemas.microsoft.com/office/drawing/2015/10/21/chartex" xmlns:cx3="http://schemas.microsoft.com/office/drawing/2016/5/9/chartex" xmlns:cx4="http://schemas.microsoft.com/office/drawing/2016/5/10/chartex" xmlns:cx5="http://schemas.microsoft.com/office/drawing/2016/5/11/chartex" xmlns:cx6="http://schemas.microsoft.com/office/drawing/2016/5/12/chartex" xmlns:cx7="http://schemas.microsoft.com/office/drawing/2016/5/13/chartex" xmlns:cx8="http://schemas.microsoft.com/office/drawing/2016/5/14/chartex" xmlns:mc="http://schemas.openxmlformats.org/markup-compatibility/2006" xmlns:aink="http://schemas.microsoft.com/office/drawing/2016/ink" xmlns:am3d="http://schemas.microsoft.com/office/drawing/2017/model3d" xmlns:o="urn:schemas-microsoft-com:office:office" xmlns:r="http://schemas.openxmlformats.org/officeDocument/2006/relationships" xmlns:m="http://schemas.openxmlformats.org/officeDocument/2006/math" xmlns:v="urn:schemas-microsoft-com:vml" xmlns:wp14="http://schemas.microsoft.com/office/word/2010/wordprocessingDrawing" xmlns:wp="http://schemas.openxmlformats.org/drawingml/2006/wordprocessingDrawing" xmlns:w10="urn:schemas-microsoft-com:office:word" xmlns:w="http://schemas.openxmlformats.org/wordprocessingml/2006/main" xmlns:w14="http://schemas.microsoft.com/office/word/2010/wordml" xmlns:w15="http://schemas.microsoft.com/office/word/2012/wordml" xmlns:w16cex="http://schemas.microsoft.com/office/word/2018/wordml/cex" xmlns:w16cid="http://schemas.microsoft.com/office/word/2016/wordml/cid" xmlns:w16="http://schemas.microsoft.com/office/word/2018/wordml" xmlns:w16sdtdh="http://schemas.microsoft.com/office/word/2020/wordml/sdtdatahash" xmlns:w16se="http://schemas.microsoft.com/office/word/2015/wordml/symex" xmlns:wpg="http://schemas.microsoft.com/office/word/2010/wordprocessingGroup" xmlns:wpi="http://schemas.microsoft.com/office/word/2010/wordprocessingInk" xmlns:wne="http://schemas.microsoft.com/office/word/2006/wordml" xmlns:wps="http://schemas.microsoft.com/office/word/2010/wordprocessingShape" mc:Ignorable="w14 w15 w16se w16cid w16 w16cex w16sdtdh wp14">
   <w:endnote w:type="separator" w:id="-1">
     <w:p>
       <w:pPr>
@@ -11858,7 +11515,7 @@
 </file>
 
 <file path=word/footer1.xml><?xml version="1.0" encoding="utf-8"?>
-<w:ftr xmlns:wpc="http://schemas.microsoft.com/office/word/2010/wordprocessingCanvas" xmlns:mc="http://schemas.openxmlformats.org/markup-compatibility/2006" xmlns:o="urn:schemas-microsoft-com:office:office" xmlns:r="http://schemas.openxmlformats.org/officeDocument/2006/relationships" xmlns:m="http://schemas.openxmlformats.org/officeDocument/2006/math" xmlns:v="urn:schemas-microsoft-com:vml" xmlns:wp14="http://schemas.microsoft.com/office/word/2010/wordprocessingDrawing" xmlns:wp="http://schemas.openxmlformats.org/drawingml/2006/wordprocessingDrawing" xmlns:w10="urn:schemas-microsoft-com:office:word" xmlns:w="http://schemas.openxmlformats.org/wordprocessingml/2006/main" xmlns:w14="http://schemas.microsoft.com/office/word/2010/wordml" xmlns:wpg="http://schemas.microsoft.com/office/word/2010/wordprocessingGroup" xmlns:wpi="http://schemas.microsoft.com/office/word/2010/wordprocessingInk" xmlns:wne="http://schemas.microsoft.com/office/word/2006/wordml" xmlns:wps="http://schemas.microsoft.com/office/word/2010/wordprocessingShape" mc:Ignorable="w14 wp14">
+<w:ftr xmlns:wpc="http://schemas.microsoft.com/office/word/2010/wordprocessingCanvas" xmlns:cx="http://schemas.microsoft.com/office/drawing/2014/chartex" xmlns:cx1="http://schemas.microsoft.com/office/drawing/2015/9/8/chartex" xmlns:cx2="http://schemas.microsoft.com/office/drawing/2015/10/21/chartex" xmlns:cx3="http://schemas.microsoft.com/office/drawing/2016/5/9/chartex" xmlns:cx4="http://schemas.microsoft.com/office/drawing/2016/5/10/chartex" xmlns:cx5="http://schemas.microsoft.com/office/drawing/2016/5/11/chartex" xmlns:cx6="http://schemas.microsoft.com/office/drawing/2016/5/12/chartex" xmlns:cx7="http://schemas.microsoft.com/office/drawing/2016/5/13/chartex" xmlns:cx8="http://schemas.microsoft.com/office/drawing/2016/5/14/chartex" xmlns:mc="http://schemas.openxmlformats.org/markup-compatibility/2006" xmlns:aink="http://schemas.microsoft.com/office/drawing/2016/ink" xmlns:am3d="http://schemas.microsoft.com/office/drawing/2017/model3d" xmlns:o="urn:schemas-microsoft-com:office:office" xmlns:r="http://schemas.openxmlformats.org/officeDocument/2006/relationships" xmlns:m="http://schemas.openxmlformats.org/officeDocument/2006/math" xmlns:v="urn:schemas-microsoft-com:vml" xmlns:wp14="http://schemas.microsoft.com/office/word/2010/wordprocessingDrawing" xmlns:wp="http://schemas.openxmlformats.org/drawingml/2006/wordprocessingDrawing" xmlns:w10="urn:schemas-microsoft-com:office:word" xmlns:w="http://schemas.openxmlformats.org/wordprocessingml/2006/main" xmlns:w14="http://schemas.microsoft.com/office/word/2010/wordml" xmlns:w15="http://schemas.microsoft.com/office/word/2012/wordml" xmlns:w16cex="http://schemas.microsoft.com/office/word/2018/wordml/cex" xmlns:w16cid="http://schemas.microsoft.com/office/word/2016/wordml/cid" xmlns:w16="http://schemas.microsoft.com/office/word/2018/wordml" xmlns:w16sdtdh="http://schemas.microsoft.com/office/word/2020/wordml/sdtdatahash" xmlns:w16se="http://schemas.microsoft.com/office/word/2015/wordml/symex" xmlns:wpg="http://schemas.microsoft.com/office/word/2010/wordprocessingGroup" xmlns:wpi="http://schemas.microsoft.com/office/word/2010/wordprocessingInk" xmlns:wne="http://schemas.microsoft.com/office/word/2006/wordml" xmlns:wps="http://schemas.microsoft.com/office/word/2010/wordprocessingShape" mc:Ignorable="w14 w15 w16se w16cid w16 w16cex w16sdtdh wp14">
   <w:sdt>
     <w:sdtPr>
       <w:id w:val="-851873695"/>
@@ -11867,6 +11524,7 @@
         <w:docPartUnique/>
       </w:docPartObj>
     </w:sdtPr>
+    <w:sdtEndPr/>
     <w:sdtContent>
       <w:p>
         <w:pPr>
@@ -11903,7 +11561,7 @@
 </file>
 
 <file path=word/footnotes.xml><?xml version="1.0" encoding="utf-8"?>
-<w:footnotes xmlns:wpc="http://schemas.microsoft.com/office/word/2010/wordprocessingCanvas" xmlns:mc="http://schemas.openxmlformats.org/markup-compatibility/2006" xmlns:o="urn:schemas-microsoft-com:office:office" xmlns:r="http://schemas.openxmlformats.org/officeDocument/2006/relationships" xmlns:m="http://schemas.openxmlformats.org/officeDocument/2006/math" xmlns:v="urn:schemas-microsoft-com:vml" xmlns:wp14="http://schemas.microsoft.com/office/word/2010/wordprocessingDrawing" xmlns:wp="http://schemas.openxmlformats.org/drawingml/2006/wordprocessingDrawing" xmlns:w10="urn:schemas-microsoft-com:office:word" xmlns:w="http://schemas.openxmlformats.org/wordprocessingml/2006/main" xmlns:w14="http://schemas.microsoft.com/office/word/2010/wordml" xmlns:wpg="http://schemas.microsoft.com/office/word/2010/wordprocessingGroup" xmlns:wpi="http://schemas.microsoft.com/office/word/2010/wordprocessingInk" xmlns:wne="http://schemas.microsoft.com/office/word/2006/wordml" xmlns:wps="http://schemas.microsoft.com/office/word/2010/wordprocessingShape" mc:Ignorable="w14 wp14">
+<w:footnotes xmlns:wpc="http://schemas.microsoft.com/office/word/2010/wordprocessingCanvas" xmlns:cx="http://schemas.microsoft.com/office/drawing/2014/chartex" xmlns:cx1="http://schemas.microsoft.com/office/drawing/2015/9/8/chartex" xmlns:cx2="http://schemas.microsoft.com/office/drawing/2015/10/21/chartex" xmlns:cx3="http://schemas.microsoft.com/office/drawing/2016/5/9/chartex" xmlns:cx4="http://schemas.microsoft.com/office/drawing/2016/5/10/chartex" xmlns:cx5="http://schemas.microsoft.com/office/drawing/2016/5/11/chartex" xmlns:cx6="http://schemas.microsoft.com/office/drawing/2016/5/12/chartex" xmlns:cx7="http://schemas.microsoft.com/office/drawing/2016/5/13/chartex" xmlns:cx8="http://schemas.microsoft.com/office/drawing/2016/5/14/chartex" xmlns:mc="http://schemas.openxmlformats.org/markup-compatibility/2006" xmlns:aink="http://schemas.microsoft.com/office/drawing/2016/ink" xmlns:am3d="http://schemas.microsoft.com/office/drawing/2017/model3d" xmlns:o="urn:schemas-microsoft-com:office:office" xmlns:r="http://schemas.openxmlformats.org/officeDocument/2006/relationships" xmlns:m="http://schemas.openxmlformats.org/officeDocument/2006/math" xmlns:v="urn:schemas-microsoft-com:vml" xmlns:wp14="http://schemas.microsoft.com/office/word/2010/wordprocessingDrawing" xmlns:wp="http://schemas.openxmlformats.org/drawingml/2006/wordprocessingDrawing" xmlns:w10="urn:schemas-microsoft-com:office:word" xmlns:w="http://schemas.openxmlformats.org/wordprocessingml/2006/main" xmlns:w14="http://schemas.microsoft.com/office/word/2010/wordml" xmlns:w15="http://schemas.microsoft.com/office/word/2012/wordml" xmlns:w16cex="http://schemas.microsoft.com/office/word/2018/wordml/cex" xmlns:w16cid="http://schemas.microsoft.com/office/word/2016/wordml/cid" xmlns:w16="http://schemas.microsoft.com/office/word/2018/wordml" xmlns:w16sdtdh="http://schemas.microsoft.com/office/word/2020/wordml/sdtdatahash" xmlns:w16se="http://schemas.microsoft.com/office/word/2015/wordml/symex" xmlns:wpg="http://schemas.microsoft.com/office/word/2010/wordprocessingGroup" xmlns:wpi="http://schemas.microsoft.com/office/word/2010/wordprocessingInk" xmlns:wne="http://schemas.microsoft.com/office/word/2006/wordml" xmlns:wps="http://schemas.microsoft.com/office/word/2010/wordprocessingShape" mc:Ignorable="w14 w15 w16se w16cid w16 w16cex w16sdtdh wp14">
   <w:footnote w:type="separator" w:id="-1">
     <w:p>
       <w:pPr>
@@ -11928,8 +11586,8 @@
 </file>
 
 <file path=word/numbering.xml><?xml version="1.0" encoding="utf-8"?>
-<w:numbering xmlns:wpc="http://schemas.microsoft.com/office/word/2010/wordprocessingCanvas" xmlns:mc="http://schemas.openxmlformats.org/markup-compatibility/2006" xmlns:o="urn:schemas-microsoft-com:office:office" xmlns:r="http://schemas.openxmlformats.org/officeDocument/2006/relationships" xmlns:m="http://schemas.openxmlformats.org/officeDocument/2006/math" xmlns:v="urn:schemas-microsoft-com:vml" xmlns:wp14="http://schemas.microsoft.com/office/word/2010/wordprocessingDrawing" xmlns:wp="http://schemas.openxmlformats.org/drawingml/2006/wordprocessingDrawing" xmlns:w10="urn:schemas-microsoft-com:office:word" xmlns:w="http://schemas.openxmlformats.org/wordprocessingml/2006/main" xmlns:w14="http://schemas.microsoft.com/office/word/2010/wordml" xmlns:wpg="http://schemas.microsoft.com/office/word/2010/wordprocessingGroup" xmlns:wpi="http://schemas.microsoft.com/office/word/2010/wordprocessingInk" xmlns:wne="http://schemas.microsoft.com/office/word/2006/wordml" xmlns:wps="http://schemas.microsoft.com/office/word/2010/wordprocessingShape" mc:Ignorable="w14 wp14">
-  <w:abstractNum w:abstractNumId="0">
+<w:numbering xmlns:wpc="http://schemas.microsoft.com/office/word/2010/wordprocessingCanvas" xmlns:cx="http://schemas.microsoft.com/office/drawing/2014/chartex" xmlns:cx1="http://schemas.microsoft.com/office/drawing/2015/9/8/chartex" xmlns:cx2="http://schemas.microsoft.com/office/drawing/2015/10/21/chartex" xmlns:cx3="http://schemas.microsoft.com/office/drawing/2016/5/9/chartex" xmlns:cx4="http://schemas.microsoft.com/office/drawing/2016/5/10/chartex" xmlns:cx5="http://schemas.microsoft.com/office/drawing/2016/5/11/chartex" xmlns:cx6="http://schemas.microsoft.com/office/drawing/2016/5/12/chartex" xmlns:cx7="http://schemas.microsoft.com/office/drawing/2016/5/13/chartex" xmlns:cx8="http://schemas.microsoft.com/office/drawing/2016/5/14/chartex" xmlns:mc="http://schemas.openxmlformats.org/markup-compatibility/2006" xmlns:aink="http://schemas.microsoft.com/office/drawing/2016/ink" xmlns:am3d="http://schemas.microsoft.com/office/drawing/2017/model3d" xmlns:o="urn:schemas-microsoft-com:office:office" xmlns:r="http://schemas.openxmlformats.org/officeDocument/2006/relationships" xmlns:m="http://schemas.openxmlformats.org/officeDocument/2006/math" xmlns:v="urn:schemas-microsoft-com:vml" xmlns:wp14="http://schemas.microsoft.com/office/word/2010/wordprocessingDrawing" xmlns:wp="http://schemas.openxmlformats.org/drawingml/2006/wordprocessingDrawing" xmlns:w10="urn:schemas-microsoft-com:office:word" xmlns:w="http://schemas.openxmlformats.org/wordprocessingml/2006/main" xmlns:w14="http://schemas.microsoft.com/office/word/2010/wordml" xmlns:w15="http://schemas.microsoft.com/office/word/2012/wordml" xmlns:w16cex="http://schemas.microsoft.com/office/word/2018/wordml/cex" xmlns:w16cid="http://schemas.microsoft.com/office/word/2016/wordml/cid" xmlns:w16="http://schemas.microsoft.com/office/word/2018/wordml" xmlns:w16sdtdh="http://schemas.microsoft.com/office/word/2020/wordml/sdtdatahash" xmlns:w16se="http://schemas.microsoft.com/office/word/2015/wordml/symex" xmlns:wpg="http://schemas.microsoft.com/office/word/2010/wordprocessingGroup" xmlns:wpi="http://schemas.microsoft.com/office/word/2010/wordprocessingInk" xmlns:wne="http://schemas.microsoft.com/office/word/2006/wordml" xmlns:wps="http://schemas.microsoft.com/office/word/2010/wordprocessingShape" mc:Ignorable="w14 w15 w16se w16cid w16 w16cex w16sdtdh wp14">
+  <w:abstractNum w:abstractNumId="0" w15:restartNumberingAfterBreak="0">
     <w:nsid w:val="5B2F7697"/>
     <w:multiLevelType w:val="multilevel"/>
     <w:tmpl w:val="9E76AB7C"/>
@@ -12042,7 +11700,7 @@
       </w:rPr>
     </w:lvl>
   </w:abstractNum>
-  <w:abstractNum w:abstractNumId="1">
+  <w:abstractNum w:abstractNumId="1" w15:restartNumberingAfterBreak="0">
     <w:nsid w:val="7F121831"/>
     <w:multiLevelType w:val="hybridMultilevel"/>
     <w:tmpl w:val="5BBA67AA"/>
@@ -12141,7 +11799,7 @@
 </file>
 
 <file path=word/styles.xml><?xml version="1.0" encoding="utf-8"?>
-<w:styles xmlns:mc="http://schemas.openxmlformats.org/markup-compatibility/2006" xmlns:r="http://schemas.openxmlformats.org/officeDocument/2006/relationships" xmlns:w="http://schemas.openxmlformats.org/wordprocessingml/2006/main" xmlns:w14="http://schemas.microsoft.com/office/word/2010/wordml" mc:Ignorable="w14">
+<w:styles xmlns:mc="http://schemas.openxmlformats.org/markup-compatibility/2006" xmlns:r="http://schemas.openxmlformats.org/officeDocument/2006/relationships" xmlns:w="http://schemas.openxmlformats.org/wordprocessingml/2006/main" xmlns:w14="http://schemas.microsoft.com/office/word/2010/wordml" xmlns:w15="http://schemas.microsoft.com/office/word/2012/wordml" xmlns:w16cex="http://schemas.microsoft.com/office/word/2018/wordml/cex" xmlns:w16cid="http://schemas.microsoft.com/office/word/2016/wordml/cid" xmlns:w16="http://schemas.microsoft.com/office/word/2018/wordml" xmlns:w16sdtdh="http://schemas.microsoft.com/office/word/2020/wordml/sdtdatahash" xmlns:w16se="http://schemas.microsoft.com/office/word/2015/wordml/symex" mc:Ignorable="w14 w15 w16se w16cid w16 w16cex w16sdtdh">
   <w:docDefaults>
     <w:rPrDefault>
       <w:rPr>
@@ -12159,144 +11817,383 @@
       </w:pPr>
     </w:pPrDefault>
   </w:docDefaults>
-  <w:latentStyles w:defLockedState="0" w:defUIPriority="99" w:defSemiHidden="1" w:defUnhideWhenUsed="1" w:defQFormat="0" w:count="267">
-    <w:lsdException w:name="Normal" w:semiHidden="0" w:uiPriority="0" w:unhideWhenUsed="0" w:qFormat="1"/>
-    <w:lsdException w:name="heading 1" w:semiHidden="0" w:uiPriority="9" w:unhideWhenUsed="0" w:qFormat="1"/>
-    <w:lsdException w:name="heading 2" w:uiPriority="9" w:qFormat="1"/>
-    <w:lsdException w:name="heading 3" w:uiPriority="9" w:qFormat="1"/>
-    <w:lsdException w:name="heading 4" w:uiPriority="9" w:qFormat="1"/>
-    <w:lsdException w:name="heading 5" w:uiPriority="9" w:qFormat="1"/>
-    <w:lsdException w:name="heading 6" w:uiPriority="9" w:qFormat="1"/>
-    <w:lsdException w:name="heading 7" w:uiPriority="9" w:qFormat="1"/>
-    <w:lsdException w:name="heading 8" w:uiPriority="9" w:qFormat="1"/>
-    <w:lsdException w:name="heading 9" w:uiPriority="9" w:qFormat="1"/>
-    <w:lsdException w:name="toc 1" w:uiPriority="39"/>
-    <w:lsdException w:name="toc 2" w:uiPriority="39"/>
-    <w:lsdException w:name="toc 3" w:uiPriority="39"/>
-    <w:lsdException w:name="toc 4" w:uiPriority="39"/>
-    <w:lsdException w:name="toc 5" w:uiPriority="39"/>
-    <w:lsdException w:name="toc 6" w:uiPriority="39"/>
-    <w:lsdException w:name="toc 7" w:uiPriority="39"/>
-    <w:lsdException w:name="toc 8" w:uiPriority="39"/>
-    <w:lsdException w:name="toc 9" w:uiPriority="39"/>
-    <w:lsdException w:name="caption" w:uiPriority="35" w:qFormat="1"/>
-    <w:lsdException w:name="Title" w:semiHidden="0" w:uiPriority="10" w:unhideWhenUsed="0" w:qFormat="1"/>
-    <w:lsdException w:name="Default Paragraph Font" w:uiPriority="1"/>
-    <w:lsdException w:name="Subtitle" w:semiHidden="0" w:uiPriority="11" w:unhideWhenUsed="0" w:qFormat="1"/>
-    <w:lsdException w:name="Strong" w:semiHidden="0" w:uiPriority="22" w:unhideWhenUsed="0" w:qFormat="1"/>
-    <w:lsdException w:name="Emphasis" w:semiHidden="0" w:uiPriority="20" w:unhideWhenUsed="0" w:qFormat="1"/>
-    <w:lsdException w:name="Table Grid" w:semiHidden="0" w:uiPriority="39" w:unhideWhenUsed="0"/>
-    <w:lsdException w:name="Placeholder Text" w:unhideWhenUsed="0"/>
-    <w:lsdException w:name="No Spacing" w:semiHidden="0" w:uiPriority="1" w:unhideWhenUsed="0" w:qFormat="1"/>
-    <w:lsdException w:name="Light Shading" w:semiHidden="0" w:uiPriority="60" w:unhideWhenUsed="0"/>
-    <w:lsdException w:name="Light List" w:semiHidden="0" w:uiPriority="61" w:unhideWhenUsed="0"/>
-    <w:lsdException w:name="Light Grid" w:semiHidden="0" w:uiPriority="62" w:unhideWhenUsed="0"/>
-    <w:lsdException w:name="Medium Shading 1" w:semiHidden="0" w:uiPriority="63" w:unhideWhenUsed="0"/>
-    <w:lsdException w:name="Medium Shading 2" w:semiHidden="0" w:uiPriority="64" w:unhideWhenUsed="0"/>
-    <w:lsdException w:name="Medium List 1" w:semiHidden="0" w:uiPriority="65" w:unhideWhenUsed="0"/>
-    <w:lsdException w:name="Medium List 2" w:semiHidden="0" w:uiPriority="66" w:unhideWhenUsed="0"/>
-    <w:lsdException w:name="Medium Grid 1" w:semiHidden="0" w:uiPriority="67" w:unhideWhenUsed="0"/>
-    <w:lsdException w:name="Medium Grid 2" w:semiHidden="0" w:uiPriority="68" w:unhideWhenUsed="0"/>
-    <w:lsdException w:name="Medium Grid 3" w:semiHidden="0" w:uiPriority="69" w:unhideWhenUsed="0"/>
-    <w:lsdException w:name="Dark List" w:semiHidden="0" w:uiPriority="70" w:unhideWhenUsed="0"/>
-    <w:lsdException w:name="Colorful Shading" w:semiHidden="0" w:uiPriority="71" w:unhideWhenUsed="0"/>
-    <w:lsdException w:name="Colorful List" w:semiHidden="0" w:uiPriority="72" w:unhideWhenUsed="0"/>
-    <w:lsdException w:name="Colorful Grid" w:semiHidden="0" w:uiPriority="73" w:unhideWhenUsed="0"/>
-    <w:lsdException w:name="Light Shading Accent 1" w:semiHidden="0" w:uiPriority="60" w:unhideWhenUsed="0"/>
-    <w:lsdException w:name="Light List Accent 1" w:semiHidden="0" w:uiPriority="61" w:unhideWhenUsed="0"/>
-    <w:lsdException w:name="Light Grid Accent 1" w:semiHidden="0" w:uiPriority="62" w:unhideWhenUsed="0"/>
-    <w:lsdException w:name="Medium Shading 1 Accent 1" w:semiHidden="0" w:uiPriority="63" w:unhideWhenUsed="0"/>
-    <w:lsdException w:name="Medium Shading 2 Accent 1" w:semiHidden="0" w:uiPriority="64" w:unhideWhenUsed="0"/>
-    <w:lsdException w:name="Medium List 1 Accent 1" w:semiHidden="0" w:uiPriority="65" w:unhideWhenUsed="0"/>
-    <w:lsdException w:name="Revision" w:unhideWhenUsed="0"/>
-    <w:lsdException w:name="List Paragraph" w:semiHidden="0" w:uiPriority="34" w:unhideWhenUsed="0" w:qFormat="1"/>
-    <w:lsdException w:name="Quote" w:semiHidden="0" w:uiPriority="29" w:unhideWhenUsed="0" w:qFormat="1"/>
-    <w:lsdException w:name="Intense Quote" w:semiHidden="0" w:uiPriority="30" w:unhideWhenUsed="0" w:qFormat="1"/>
-    <w:lsdException w:name="Medium List 2 Accent 1" w:semiHidden="0" w:uiPriority="66" w:unhideWhenUsed="0"/>
-    <w:lsdException w:name="Medium Grid 1 Accent 1" w:semiHidden="0" w:uiPriority="67" w:unhideWhenUsed="0"/>
-    <w:lsdException w:name="Medium Grid 2 Accent 1" w:semiHidden="0" w:uiPriority="68" w:unhideWhenUsed="0"/>
-    <w:lsdException w:name="Medium Grid 3 Accent 1" w:semiHidden="0" w:uiPriority="69" w:unhideWhenUsed="0"/>
-    <w:lsdException w:name="Dark List Accent 1" w:semiHidden="0" w:uiPriority="70" w:unhideWhenUsed="0"/>
-    <w:lsdException w:name="Colorful Shading Accent 1" w:semiHidden="0" w:uiPriority="71" w:unhideWhenUsed="0"/>
-    <w:lsdException w:name="Colorful List Accent 1" w:semiHidden="0" w:uiPriority="72" w:unhideWhenUsed="0"/>
-    <w:lsdException w:name="Colorful Grid Accent 1" w:semiHidden="0" w:uiPriority="73" w:unhideWhenUsed="0"/>
-    <w:lsdException w:name="Light Shading Accent 2" w:semiHidden="0" w:uiPriority="60" w:unhideWhenUsed="0"/>
-    <w:lsdException w:name="Light List Accent 2" w:semiHidden="0" w:uiPriority="61" w:unhideWhenUsed="0"/>
-    <w:lsdException w:name="Light Grid Accent 2" w:semiHidden="0" w:uiPriority="62" w:unhideWhenUsed="0"/>
-    <w:lsdException w:name="Medium Shading 1 Accent 2" w:semiHidden="0" w:uiPriority="63" w:unhideWhenUsed="0"/>
-    <w:lsdException w:name="Medium Shading 2 Accent 2" w:semiHidden="0" w:uiPriority="64" w:unhideWhenUsed="0"/>
-    <w:lsdException w:name="Medium List 1 Accent 2" w:semiHidden="0" w:uiPriority="65" w:unhideWhenUsed="0"/>
-    <w:lsdException w:name="Medium List 2 Accent 2" w:semiHidden="0" w:uiPriority="66" w:unhideWhenUsed="0"/>
-    <w:lsdException w:name="Medium Grid 1 Accent 2" w:semiHidden="0" w:uiPriority="67" w:unhideWhenUsed="0"/>
-    <w:lsdException w:name="Medium Grid 2 Accent 2" w:semiHidden="0" w:uiPriority="68" w:unhideWhenUsed="0"/>
-    <w:lsdException w:name="Medium Grid 3 Accent 2" w:semiHidden="0" w:uiPriority="69" w:unhideWhenUsed="0"/>
-    <w:lsdException w:name="Dark List Accent 2" w:semiHidden="0" w:uiPriority="70" w:unhideWhenUsed="0"/>
-    <w:lsdException w:name="Colorful Shading Accent 2" w:semiHidden="0" w:uiPriority="71" w:unhideWhenUsed="0"/>
-    <w:lsdException w:name="Colorful List Accent 2" w:semiHidden="0" w:uiPriority="72" w:unhideWhenUsed="0"/>
-    <w:lsdException w:name="Colorful Grid Accent 2" w:semiHidden="0" w:uiPriority="73" w:unhideWhenUsed="0"/>
-    <w:lsdException w:name="Light Shading Accent 3" w:semiHidden="0" w:uiPriority="60" w:unhideWhenUsed="0"/>
-    <w:lsdException w:name="Light List Accent 3" w:semiHidden="0" w:uiPriority="61" w:unhideWhenUsed="0"/>
-    <w:lsdException w:name="Light Grid Accent 3" w:semiHidden="0" w:uiPriority="62" w:unhideWhenUsed="0"/>
-    <w:lsdException w:name="Medium Shading 1 Accent 3" w:semiHidden="0" w:uiPriority="63" w:unhideWhenUsed="0"/>
-    <w:lsdException w:name="Medium Shading 2 Accent 3" w:semiHidden="0" w:uiPriority="64" w:unhideWhenUsed="0"/>
-    <w:lsdException w:name="Medium List 1 Accent 3" w:semiHidden="0" w:uiPriority="65" w:unhideWhenUsed="0"/>
-    <w:lsdException w:name="Medium List 2 Accent 3" w:semiHidden="0" w:uiPriority="66" w:unhideWhenUsed="0"/>
-    <w:lsdException w:name="Medium Grid 1 Accent 3" w:semiHidden="0" w:uiPriority="67" w:unhideWhenUsed="0"/>
-    <w:lsdException w:name="Medium Grid 2 Accent 3" w:semiHidden="0" w:uiPriority="68" w:unhideWhenUsed="0"/>
-    <w:lsdException w:name="Medium Grid 3 Accent 3" w:semiHidden="0" w:uiPriority="69" w:unhideWhenUsed="0"/>
-    <w:lsdException w:name="Dark List Accent 3" w:semiHidden="0" w:uiPriority="70" w:unhideWhenUsed="0"/>
-    <w:lsdException w:name="Colorful Shading Accent 3" w:semiHidden="0" w:uiPriority="71" w:unhideWhenUsed="0"/>
-    <w:lsdException w:name="Colorful List Accent 3" w:semiHidden="0" w:uiPriority="72" w:unhideWhenUsed="0"/>
-    <w:lsdException w:name="Colorful Grid Accent 3" w:semiHidden="0" w:uiPriority="73" w:unhideWhenUsed="0"/>
-    <w:lsdException w:name="Light Shading Accent 4" w:semiHidden="0" w:uiPriority="60" w:unhideWhenUsed="0"/>
-    <w:lsdException w:name="Light List Accent 4" w:semiHidden="0" w:uiPriority="61" w:unhideWhenUsed="0"/>
-    <w:lsdException w:name="Light Grid Accent 4" w:semiHidden="0" w:uiPriority="62" w:unhideWhenUsed="0"/>
-    <w:lsdException w:name="Medium Shading 1 Accent 4" w:semiHidden="0" w:uiPriority="63" w:unhideWhenUsed="0"/>
-    <w:lsdException w:name="Medium Shading 2 Accent 4" w:semiHidden="0" w:uiPriority="64" w:unhideWhenUsed="0"/>
-    <w:lsdException w:name="Medium List 1 Accent 4" w:semiHidden="0" w:uiPriority="65" w:unhideWhenUsed="0"/>
-    <w:lsdException w:name="Medium List 2 Accent 4" w:semiHidden="0" w:uiPriority="66" w:unhideWhenUsed="0"/>
-    <w:lsdException w:name="Medium Grid 1 Accent 4" w:semiHidden="0" w:uiPriority="67" w:unhideWhenUsed="0"/>
-    <w:lsdException w:name="Medium Grid 2 Accent 4" w:semiHidden="0" w:uiPriority="68" w:unhideWhenUsed="0"/>
-    <w:lsdException w:name="Medium Grid 3 Accent 4" w:semiHidden="0" w:uiPriority="69" w:unhideWhenUsed="0"/>
-    <w:lsdException w:name="Dark List Accent 4" w:semiHidden="0" w:uiPriority="70" w:unhideWhenUsed="0"/>
-    <w:lsdException w:name="Colorful Shading Accent 4" w:semiHidden="0" w:uiPriority="71" w:unhideWhenUsed="0"/>
-    <w:lsdException w:name="Colorful List Accent 4" w:semiHidden="0" w:uiPriority="72" w:unhideWhenUsed="0"/>
-    <w:lsdException w:name="Colorful Grid Accent 4" w:semiHidden="0" w:uiPriority="73" w:unhideWhenUsed="0"/>
-    <w:lsdException w:name="Light Shading Accent 5" w:semiHidden="0" w:uiPriority="60" w:unhideWhenUsed="0"/>
-    <w:lsdException w:name="Light List Accent 5" w:semiHidden="0" w:uiPriority="61" w:unhideWhenUsed="0"/>
-    <w:lsdException w:name="Light Grid Accent 5" w:semiHidden="0" w:uiPriority="62" w:unhideWhenUsed="0"/>
-    <w:lsdException w:name="Medium Shading 1 Accent 5" w:semiHidden="0" w:uiPriority="63" w:unhideWhenUsed="0"/>
-    <w:lsdException w:name="Medium Shading 2 Accent 5" w:semiHidden="0" w:uiPriority="64" w:unhideWhenUsed="0"/>
-    <w:lsdException w:name="Medium List 1 Accent 5" w:semiHidden="0" w:uiPriority="65" w:unhideWhenUsed="0"/>
-    <w:lsdException w:name="Medium List 2 Accent 5" w:semiHidden="0" w:uiPriority="66" w:unhideWhenUsed="0"/>
-    <w:lsdException w:name="Medium Grid 1 Accent 5" w:semiHidden="0" w:uiPriority="67" w:unhideWhenUsed="0"/>
-    <w:lsdException w:name="Medium Grid 2 Accent 5" w:semiHidden="0" w:uiPriority="68" w:unhideWhenUsed="0"/>
-    <w:lsdException w:name="Medium Grid 3 Accent 5" w:semiHidden="0" w:uiPriority="69" w:unhideWhenUsed="0"/>
-    <w:lsdException w:name="Dark List Accent 5" w:semiHidden="0" w:uiPriority="70" w:unhideWhenUsed="0"/>
-    <w:lsdException w:name="Colorful Shading Accent 5" w:semiHidden="0" w:uiPriority="71" w:unhideWhenUsed="0"/>
-    <w:lsdException w:name="Colorful List Accent 5" w:semiHidden="0" w:uiPriority="72" w:unhideWhenUsed="0"/>
-    <w:lsdException w:name="Colorful Grid Accent 5" w:semiHidden="0" w:uiPriority="73" w:unhideWhenUsed="0"/>
-    <w:lsdException w:name="Light Shading Accent 6" w:semiHidden="0" w:uiPriority="60" w:unhideWhenUsed="0"/>
-    <w:lsdException w:name="Light List Accent 6" w:semiHidden="0" w:uiPriority="61" w:unhideWhenUsed="0"/>
-    <w:lsdException w:name="Light Grid Accent 6" w:semiHidden="0" w:uiPriority="62" w:unhideWhenUsed="0"/>
-    <w:lsdException w:name="Medium Shading 1 Accent 6" w:semiHidden="0" w:uiPriority="63" w:unhideWhenUsed="0"/>
-    <w:lsdException w:name="Medium Shading 2 Accent 6" w:semiHidden="0" w:uiPriority="64" w:unhideWhenUsed="0"/>
-    <w:lsdException w:name="Medium List 1 Accent 6" w:semiHidden="0" w:uiPriority="65" w:unhideWhenUsed="0"/>
-    <w:lsdException w:name="Medium List 2 Accent 6" w:semiHidden="0" w:uiPriority="66" w:unhideWhenUsed="0"/>
-    <w:lsdException w:name="Medium Grid 1 Accent 6" w:semiHidden="0" w:uiPriority="67" w:unhideWhenUsed="0"/>
-    <w:lsdException w:name="Medium Grid 2 Accent 6" w:semiHidden="0" w:uiPriority="68" w:unhideWhenUsed="0"/>
-    <w:lsdException w:name="Medium Grid 3 Accent 6" w:semiHidden="0" w:uiPriority="69" w:unhideWhenUsed="0"/>
-    <w:lsdException w:name="Dark List Accent 6" w:semiHidden="0" w:uiPriority="70" w:unhideWhenUsed="0"/>
-    <w:lsdException w:name="Colorful Shading Accent 6" w:semiHidden="0" w:uiPriority="71" w:unhideWhenUsed="0"/>
-    <w:lsdException w:name="Colorful List Accent 6" w:semiHidden="0" w:uiPriority="72" w:unhideWhenUsed="0"/>
-    <w:lsdException w:name="Colorful Grid Accent 6" w:semiHidden="0" w:uiPriority="73" w:unhideWhenUsed="0"/>
-    <w:lsdException w:name="Subtle Emphasis" w:semiHidden="0" w:uiPriority="19" w:unhideWhenUsed="0" w:qFormat="1"/>
-    <w:lsdException w:name="Intense Emphasis" w:semiHidden="0" w:uiPriority="21" w:unhideWhenUsed="0" w:qFormat="1"/>
-    <w:lsdException w:name="Subtle Reference" w:semiHidden="0" w:uiPriority="31" w:unhideWhenUsed="0" w:qFormat="1"/>
-    <w:lsdException w:name="Intense Reference" w:semiHidden="0" w:uiPriority="32" w:unhideWhenUsed="0" w:qFormat="1"/>
-    <w:lsdException w:name="Book Title" w:semiHidden="0" w:uiPriority="33" w:unhideWhenUsed="0" w:qFormat="1"/>
-    <w:lsdException w:name="Bibliography" w:uiPriority="37"/>
-    <w:lsdException w:name="TOC Heading" w:uiPriority="39" w:qFormat="1"/>
+  <w:latentStyles w:defLockedState="0" w:defUIPriority="99" w:defSemiHidden="0" w:defUnhideWhenUsed="0" w:defQFormat="0" w:count="376">
+    <w:lsdException w:name="Normal" w:uiPriority="0" w:qFormat="1"/>
+    <w:lsdException w:name="heading 1" w:uiPriority="9" w:qFormat="1"/>
+    <w:lsdException w:name="heading 2" w:semiHidden="1" w:uiPriority="9" w:unhideWhenUsed="1" w:qFormat="1"/>
+    <w:lsdException w:name="heading 3" w:semiHidden="1" w:uiPriority="9" w:unhideWhenUsed="1" w:qFormat="1"/>
+    <w:lsdException w:name="heading 4" w:semiHidden="1" w:uiPriority="9" w:unhideWhenUsed="1" w:qFormat="1"/>
+    <w:lsdException w:name="heading 5" w:semiHidden="1" w:uiPriority="9" w:unhideWhenUsed="1" w:qFormat="1"/>
+    <w:lsdException w:name="heading 6" w:semiHidden="1" w:uiPriority="9" w:unhideWhenUsed="1" w:qFormat="1"/>
+    <w:lsdException w:name="heading 7" w:semiHidden="1" w:uiPriority="9" w:unhideWhenUsed="1" w:qFormat="1"/>
+    <w:lsdException w:name="heading 8" w:semiHidden="1" w:uiPriority="9" w:unhideWhenUsed="1" w:qFormat="1"/>
+    <w:lsdException w:name="heading 9" w:semiHidden="1" w:uiPriority="9" w:unhideWhenUsed="1" w:qFormat="1"/>
+    <w:lsdException w:name="index 1" w:semiHidden="1" w:unhideWhenUsed="1"/>
+    <w:lsdException w:name="index 2" w:semiHidden="1" w:unhideWhenUsed="1"/>
+    <w:lsdException w:name="index 3" w:semiHidden="1" w:unhideWhenUsed="1"/>
+    <w:lsdException w:name="index 4" w:semiHidden="1" w:unhideWhenUsed="1"/>
+    <w:lsdException w:name="index 5" w:semiHidden="1" w:unhideWhenUsed="1"/>
+    <w:lsdException w:name="index 6" w:semiHidden="1" w:unhideWhenUsed="1"/>
+    <w:lsdException w:name="index 7" w:semiHidden="1" w:unhideWhenUsed="1"/>
+    <w:lsdException w:name="index 8" w:semiHidden="1" w:unhideWhenUsed="1"/>
+    <w:lsdException w:name="index 9" w:semiHidden="1" w:unhideWhenUsed="1"/>
+    <w:lsdException w:name="toc 1" w:semiHidden="1" w:uiPriority="39" w:unhideWhenUsed="1"/>
+    <w:lsdException w:name="toc 2" w:semiHidden="1" w:uiPriority="39" w:unhideWhenUsed="1"/>
+    <w:lsdException w:name="toc 3" w:semiHidden="1" w:uiPriority="39" w:unhideWhenUsed="1"/>
+    <w:lsdException w:name="toc 4" w:semiHidden="1" w:uiPriority="39" w:unhideWhenUsed="1"/>
+    <w:lsdException w:name="toc 5" w:semiHidden="1" w:uiPriority="39" w:unhideWhenUsed="1"/>
+    <w:lsdException w:name="toc 6" w:semiHidden="1" w:uiPriority="39" w:unhideWhenUsed="1"/>
+    <w:lsdException w:name="toc 7" w:semiHidden="1" w:uiPriority="39" w:unhideWhenUsed="1"/>
+    <w:lsdException w:name="toc 8" w:semiHidden="1" w:uiPriority="39" w:unhideWhenUsed="1"/>
+    <w:lsdException w:name="toc 9" w:semiHidden="1" w:uiPriority="39" w:unhideWhenUsed="1"/>
+    <w:lsdException w:name="Normal Indent" w:semiHidden="1" w:unhideWhenUsed="1"/>
+    <w:lsdException w:name="footnote text" w:semiHidden="1" w:unhideWhenUsed="1"/>
+    <w:lsdException w:name="annotation text" w:semiHidden="1" w:unhideWhenUsed="1"/>
+    <w:lsdException w:name="header" w:semiHidden="1" w:unhideWhenUsed="1"/>
+    <w:lsdException w:name="footer" w:semiHidden="1" w:unhideWhenUsed="1"/>
+    <w:lsdException w:name="index heading" w:semiHidden="1" w:unhideWhenUsed="1"/>
+    <w:lsdException w:name="caption" w:semiHidden="1" w:uiPriority="35" w:unhideWhenUsed="1" w:qFormat="1"/>
+    <w:lsdException w:name="table of figures" w:semiHidden="1" w:unhideWhenUsed="1"/>
+    <w:lsdException w:name="envelope address" w:semiHidden="1" w:unhideWhenUsed="1"/>
+    <w:lsdException w:name="envelope return" w:semiHidden="1" w:unhideWhenUsed="1"/>
+    <w:lsdException w:name="footnote reference" w:semiHidden="1" w:unhideWhenUsed="1"/>
+    <w:lsdException w:name="annotation reference" w:semiHidden="1" w:unhideWhenUsed="1"/>
+    <w:lsdException w:name="line number" w:semiHidden="1" w:unhideWhenUsed="1"/>
+    <w:lsdException w:name="page number" w:semiHidden="1" w:unhideWhenUsed="1"/>
+    <w:lsdException w:name="endnote reference" w:semiHidden="1" w:unhideWhenUsed="1"/>
+    <w:lsdException w:name="endnote text" w:semiHidden="1" w:unhideWhenUsed="1"/>
+    <w:lsdException w:name="table of authorities" w:semiHidden="1" w:unhideWhenUsed="1"/>
+    <w:lsdException w:name="macro" w:semiHidden="1" w:unhideWhenUsed="1"/>
+    <w:lsdException w:name="toa heading" w:semiHidden="1" w:unhideWhenUsed="1"/>
+    <w:lsdException w:name="List" w:semiHidden="1" w:unhideWhenUsed="1"/>
+    <w:lsdException w:name="List Bullet" w:semiHidden="1" w:unhideWhenUsed="1"/>
+    <w:lsdException w:name="List Number" w:semiHidden="1" w:unhideWhenUsed="1"/>
+    <w:lsdException w:name="List 2" w:semiHidden="1" w:unhideWhenUsed="1"/>
+    <w:lsdException w:name="List 3" w:semiHidden="1" w:unhideWhenUsed="1"/>
+    <w:lsdException w:name="List 4" w:semiHidden="1" w:unhideWhenUsed="1"/>
+    <w:lsdException w:name="List 5" w:semiHidden="1" w:unhideWhenUsed="1"/>
+    <w:lsdException w:name="List Bullet 2" w:semiHidden="1" w:unhideWhenUsed="1"/>
+    <w:lsdException w:name="List Bullet 3" w:semiHidden="1" w:unhideWhenUsed="1"/>
+    <w:lsdException w:name="List Bullet 4" w:semiHidden="1" w:unhideWhenUsed="1"/>
+    <w:lsdException w:name="List Bullet 5" w:semiHidden="1" w:unhideWhenUsed="1"/>
+    <w:lsdException w:name="List Number 2" w:semiHidden="1" w:unhideWhenUsed="1"/>
+    <w:lsdException w:name="List Number 3" w:semiHidden="1" w:unhideWhenUsed="1"/>
+    <w:lsdException w:name="List Number 4" w:semiHidden="1" w:unhideWhenUsed="1"/>
+    <w:lsdException w:name="List Number 5" w:semiHidden="1" w:unhideWhenUsed="1"/>
+    <w:lsdException w:name="Title" w:uiPriority="10" w:qFormat="1"/>
+    <w:lsdException w:name="Closing" w:semiHidden="1" w:unhideWhenUsed="1"/>
+    <w:lsdException w:name="Signature" w:semiHidden="1" w:unhideWhenUsed="1"/>
+    <w:lsdException w:name="Default Paragraph Font" w:semiHidden="1" w:uiPriority="1" w:unhideWhenUsed="1"/>
+    <w:lsdException w:name="Body Text" w:semiHidden="1" w:unhideWhenUsed="1"/>
+    <w:lsdException w:name="Body Text Indent" w:semiHidden="1" w:unhideWhenUsed="1"/>
+    <w:lsdException w:name="List Continue" w:semiHidden="1" w:unhideWhenUsed="1"/>
+    <w:lsdException w:name="List Continue 2" w:semiHidden="1" w:unhideWhenUsed="1"/>
+    <w:lsdException w:name="List Continue 3" w:semiHidden="1" w:unhideWhenUsed="1"/>
+    <w:lsdException w:name="List Continue 4" w:semiHidden="1" w:unhideWhenUsed="1"/>
+    <w:lsdException w:name="List Continue 5" w:semiHidden="1" w:unhideWhenUsed="1"/>
+    <w:lsdException w:name="Message Header" w:semiHidden="1" w:unhideWhenUsed="1"/>
+    <w:lsdException w:name="Subtitle" w:uiPriority="11" w:qFormat="1"/>
+    <w:lsdException w:name="Salutation" w:semiHidden="1" w:unhideWhenUsed="1"/>
+    <w:lsdException w:name="Date" w:semiHidden="1" w:unhideWhenUsed="1"/>
+    <w:lsdException w:name="Body Text First Indent" w:semiHidden="1" w:unhideWhenUsed="1"/>
+    <w:lsdException w:name="Body Text First Indent 2" w:semiHidden="1" w:unhideWhenUsed="1"/>
+    <w:lsdException w:name="Note Heading" w:semiHidden="1" w:unhideWhenUsed="1"/>
+    <w:lsdException w:name="Body Text 2" w:semiHidden="1" w:unhideWhenUsed="1"/>
+    <w:lsdException w:name="Body Text 3" w:semiHidden="1" w:unhideWhenUsed="1"/>
+    <w:lsdException w:name="Body Text Indent 2" w:semiHidden="1" w:unhideWhenUsed="1"/>
+    <w:lsdException w:name="Body Text Indent 3" w:semiHidden="1" w:unhideWhenUsed="1"/>
+    <w:lsdException w:name="Block Text" w:semiHidden="1" w:unhideWhenUsed="1"/>
+    <w:lsdException w:name="Hyperlink" w:semiHidden="1" w:unhideWhenUsed="1"/>
+    <w:lsdException w:name="FollowedHyperlink" w:semiHidden="1" w:unhideWhenUsed="1"/>
+    <w:lsdException w:name="Strong" w:uiPriority="22" w:qFormat="1"/>
+    <w:lsdException w:name="Emphasis" w:uiPriority="20" w:qFormat="1"/>
+    <w:lsdException w:name="Document Map" w:semiHidden="1" w:unhideWhenUsed="1"/>
+    <w:lsdException w:name="Plain Text" w:semiHidden="1" w:unhideWhenUsed="1"/>
+    <w:lsdException w:name="E-mail Signature" w:semiHidden="1" w:unhideWhenUsed="1"/>
+    <w:lsdException w:name="HTML Top of Form" w:semiHidden="1" w:unhideWhenUsed="1"/>
+    <w:lsdException w:name="HTML Bottom of Form" w:semiHidden="1" w:unhideWhenUsed="1"/>
+    <w:lsdException w:name="Normal (Web)" w:semiHidden="1" w:unhideWhenUsed="1"/>
+    <w:lsdException w:name="HTML Acronym" w:semiHidden="1" w:unhideWhenUsed="1"/>
+    <w:lsdException w:name="HTML Address" w:semiHidden="1" w:unhideWhenUsed="1"/>
+    <w:lsdException w:name="HTML Cite" w:semiHidden="1" w:unhideWhenUsed="1"/>
+    <w:lsdException w:name="HTML Code" w:semiHidden="1" w:unhideWhenUsed="1"/>
+    <w:lsdException w:name="HTML Definition" w:semiHidden="1" w:unhideWhenUsed="1"/>
+    <w:lsdException w:name="HTML Keyboard" w:semiHidden="1" w:unhideWhenUsed="1"/>
+    <w:lsdException w:name="HTML Preformatted" w:semiHidden="1" w:unhideWhenUsed="1"/>
+    <w:lsdException w:name="HTML Sample" w:semiHidden="1" w:unhideWhenUsed="1"/>
+    <w:lsdException w:name="HTML Typewriter" w:semiHidden="1" w:unhideWhenUsed="1"/>
+    <w:lsdException w:name="HTML Variable" w:semiHidden="1" w:unhideWhenUsed="1"/>
+    <w:lsdException w:name="Normal Table" w:semiHidden="1" w:unhideWhenUsed="1"/>
+    <w:lsdException w:name="annotation subject" w:semiHidden="1" w:unhideWhenUsed="1"/>
+    <w:lsdException w:name="No List" w:semiHidden="1" w:unhideWhenUsed="1"/>
+    <w:lsdException w:name="Outline List 1" w:semiHidden="1" w:unhideWhenUsed="1"/>
+    <w:lsdException w:name="Outline List 2" w:semiHidden="1" w:unhideWhenUsed="1"/>
+    <w:lsdException w:name="Outline List 3" w:semiHidden="1" w:unhideWhenUsed="1"/>
+    <w:lsdException w:name="Table Simple 1" w:semiHidden="1" w:unhideWhenUsed="1"/>
+    <w:lsdException w:name="Table Simple 2" w:semiHidden="1" w:unhideWhenUsed="1"/>
+    <w:lsdException w:name="Table Simple 3" w:semiHidden="1" w:unhideWhenUsed="1"/>
+    <w:lsdException w:name="Table Classic 1" w:semiHidden="1" w:unhideWhenUsed="1"/>
+    <w:lsdException w:name="Table Classic 2" w:semiHidden="1" w:unhideWhenUsed="1"/>
+    <w:lsdException w:name="Table Classic 3" w:semiHidden="1" w:unhideWhenUsed="1"/>
+    <w:lsdException w:name="Table Classic 4" w:semiHidden="1" w:unhideWhenUsed="1"/>
+    <w:lsdException w:name="Table Colorful 1" w:semiHidden="1" w:unhideWhenUsed="1"/>
+    <w:lsdException w:name="Table Colorful 2" w:semiHidden="1" w:unhideWhenUsed="1"/>
+    <w:lsdException w:name="Table Colorful 3" w:semiHidden="1" w:unhideWhenUsed="1"/>
+    <w:lsdException w:name="Table Columns 1" w:semiHidden="1" w:unhideWhenUsed="1"/>
+    <w:lsdException w:name="Table Columns 2" w:semiHidden="1" w:unhideWhenUsed="1"/>
+    <w:lsdException w:name="Table Columns 3" w:semiHidden="1" w:unhideWhenUsed="1"/>
+    <w:lsdException w:name="Table Columns 4" w:semiHidden="1" w:unhideWhenUsed="1"/>
+    <w:lsdException w:name="Table Columns 5" w:semiHidden="1" w:unhideWhenUsed="1"/>
+    <w:lsdException w:name="Table Grid 1" w:semiHidden="1" w:unhideWhenUsed="1"/>
+    <w:lsdException w:name="Table Grid 2" w:semiHidden="1" w:unhideWhenUsed="1"/>
+    <w:lsdException w:name="Table Grid 3" w:semiHidden="1" w:unhideWhenUsed="1"/>
+    <w:lsdException w:name="Table Grid 4" w:semiHidden="1" w:unhideWhenUsed="1"/>
+    <w:lsdException w:name="Table Grid 5" w:semiHidden="1" w:unhideWhenUsed="1"/>
+    <w:lsdException w:name="Table Grid 6" w:semiHidden="1" w:unhideWhenUsed="1"/>
+    <w:lsdException w:name="Table Grid 7" w:semiHidden="1" w:unhideWhenUsed="1"/>
+    <w:lsdException w:name="Table Grid 8" w:semiHidden="1" w:unhideWhenUsed="1"/>
+    <w:lsdException w:name="Table List 1" w:semiHidden="1" w:unhideWhenUsed="1"/>
+    <w:lsdException w:name="Table List 2" w:semiHidden="1" w:unhideWhenUsed="1"/>
+    <w:lsdException w:name="Table List 3" w:semiHidden="1" w:unhideWhenUsed="1"/>
+    <w:lsdException w:name="Table List 4" w:semiHidden="1" w:unhideWhenUsed="1"/>
+    <w:lsdException w:name="Table List 5" w:semiHidden="1" w:unhideWhenUsed="1"/>
+    <w:lsdException w:name="Table List 6" w:semiHidden="1" w:unhideWhenUsed="1"/>
+    <w:lsdException w:name="Table List 7" w:semiHidden="1" w:unhideWhenUsed="1"/>
+    <w:lsdException w:name="Table List 8" w:semiHidden="1" w:unhideWhenUsed="1"/>
+    <w:lsdException w:name="Table 3D effects 1" w:semiHidden="1" w:unhideWhenUsed="1"/>
+    <w:lsdException w:name="Table 3D effects 2" w:semiHidden="1" w:unhideWhenUsed="1"/>
+    <w:lsdException w:name="Table 3D effects 3" w:semiHidden="1" w:unhideWhenUsed="1"/>
+    <w:lsdException w:name="Table Contemporary" w:semiHidden="1" w:unhideWhenUsed="1"/>
+    <w:lsdException w:name="Table Elegant" w:semiHidden="1" w:unhideWhenUsed="1"/>
+    <w:lsdException w:name="Table Professional" w:semiHidden="1" w:unhideWhenUsed="1"/>
+    <w:lsdException w:name="Table Subtle 1" w:semiHidden="1" w:unhideWhenUsed="1"/>
+    <w:lsdException w:name="Table Subtle 2" w:semiHidden="1" w:unhideWhenUsed="1"/>
+    <w:lsdException w:name="Table Web 1" w:semiHidden="1" w:unhideWhenUsed="1"/>
+    <w:lsdException w:name="Table Web 2" w:semiHidden="1" w:unhideWhenUsed="1"/>
+    <w:lsdException w:name="Table Web 3" w:semiHidden="1" w:unhideWhenUsed="1"/>
+    <w:lsdException w:name="Balloon Text" w:semiHidden="1" w:unhideWhenUsed="1"/>
+    <w:lsdException w:name="Table Grid" w:semiHidden="1" w:uiPriority="39" w:unhideWhenUsed="1"/>
+    <w:lsdException w:name="Table Theme" w:semiHidden="1" w:unhideWhenUsed="1"/>
+    <w:lsdException w:name="Placeholder Text" w:semiHidden="1"/>
+    <w:lsdException w:name="No Spacing" w:uiPriority="1" w:qFormat="1"/>
+    <w:lsdException w:name="Light Shading" w:uiPriority="60"/>
+    <w:lsdException w:name="Light List" w:uiPriority="61"/>
+    <w:lsdException w:name="Light Grid" w:uiPriority="62"/>
+    <w:lsdException w:name="Medium Shading 1" w:uiPriority="63"/>
+    <w:lsdException w:name="Medium Shading 2" w:uiPriority="64"/>
+    <w:lsdException w:name="Medium List 1" w:uiPriority="65"/>
+    <w:lsdException w:name="Medium List 2" w:uiPriority="66"/>
+    <w:lsdException w:name="Medium Grid 1" w:uiPriority="67"/>
+    <w:lsdException w:name="Medium Grid 2" w:uiPriority="68"/>
+    <w:lsdException w:name="Medium Grid 3" w:uiPriority="69"/>
+    <w:lsdException w:name="Dark List" w:uiPriority="70"/>
+    <w:lsdException w:name="Colorful Shading" w:uiPriority="71"/>
+    <w:lsdException w:name="Colorful List" w:uiPriority="72"/>
+    <w:lsdException w:name="Colorful Grid" w:uiPriority="73"/>
+    <w:lsdException w:name="Light Shading Accent 1" w:uiPriority="60"/>
+    <w:lsdException w:name="Light List Accent 1" w:uiPriority="61"/>
+    <w:lsdException w:name="Light Grid Accent 1" w:uiPriority="62"/>
+    <w:lsdException w:name="Medium Shading 1 Accent 1" w:uiPriority="63"/>
+    <w:lsdException w:name="Medium Shading 2 Accent 1" w:uiPriority="64"/>
+    <w:lsdException w:name="Medium List 1 Accent 1" w:uiPriority="65"/>
+    <w:lsdException w:name="Revision" w:semiHidden="1"/>
+    <w:lsdException w:name="List Paragraph" w:uiPriority="34" w:qFormat="1"/>
+    <w:lsdException w:name="Quote" w:uiPriority="29" w:qFormat="1"/>
+    <w:lsdException w:name="Intense Quote" w:uiPriority="30" w:qFormat="1"/>
+    <w:lsdException w:name="Medium List 2 Accent 1" w:uiPriority="66"/>
+    <w:lsdException w:name="Medium Grid 1 Accent 1" w:uiPriority="67"/>
+    <w:lsdException w:name="Medium Grid 2 Accent 1" w:uiPriority="68"/>
+    <w:lsdException w:name="Medium Grid 3 Accent 1" w:uiPriority="69"/>
+    <w:lsdException w:name="Dark List Accent 1" w:uiPriority="70"/>
+    <w:lsdException w:name="Colorful Shading Accent 1" w:uiPriority="71"/>
+    <w:lsdException w:name="Colorful List Accent 1" w:uiPriority="72"/>
+    <w:lsdException w:name="Colorful Grid Accent 1" w:uiPriority="73"/>
+    <w:lsdException w:name="Light Shading Accent 2" w:uiPriority="60"/>
+    <w:lsdException w:name="Light List Accent 2" w:uiPriority="61"/>
+    <w:lsdException w:name="Light Grid Accent 2" w:uiPriority="62"/>
+    <w:lsdException w:name="Medium Shading 1 Accent 2" w:uiPriority="63"/>
+    <w:lsdException w:name="Medium Shading 2 Accent 2" w:uiPriority="64"/>
+    <w:lsdException w:name="Medium List 1 Accent 2" w:uiPriority="65"/>
+    <w:lsdException w:name="Medium List 2 Accent 2" w:uiPriority="66"/>
+    <w:lsdException w:name="Medium Grid 1 Accent 2" w:uiPriority="67"/>
+    <w:lsdException w:name="Medium Grid 2 Accent 2" w:uiPriority="68"/>
+    <w:lsdException w:name="Medium Grid 3 Accent 2" w:uiPriority="69"/>
+    <w:lsdException w:name="Dark List Accent 2" w:uiPriority="70"/>
+    <w:lsdException w:name="Colorful Shading Accent 2" w:uiPriority="71"/>
+    <w:lsdException w:name="Colorful List Accent 2" w:uiPriority="72"/>
+    <w:lsdException w:name="Colorful Grid Accent 2" w:uiPriority="73"/>
+    <w:lsdException w:name="Light Shading Accent 3" w:uiPriority="60"/>
+    <w:lsdException w:name="Light List Accent 3" w:uiPriority="61"/>
+    <w:lsdException w:name="Light Grid Accent 3" w:uiPriority="62"/>
+    <w:lsdException w:name="Medium Shading 1 Accent 3" w:uiPriority="63"/>
+    <w:lsdException w:name="Medium Shading 2 Accent 3" w:uiPriority="64"/>
+    <w:lsdException w:name="Medium List 1 Accent 3" w:uiPriority="65"/>
+    <w:lsdException w:name="Medium List 2 Accent 3" w:uiPriority="66"/>
+    <w:lsdException w:name="Medium Grid 1 Accent 3" w:uiPriority="67"/>
+    <w:lsdException w:name="Medium Grid 2 Accent 3" w:uiPriority="68"/>
+    <w:lsdException w:name="Medium Grid 3 Accent 3" w:uiPriority="69"/>
+    <w:lsdException w:name="Dark List Accent 3" w:uiPriority="70"/>
+    <w:lsdException w:name="Colorful Shading Accent 3" w:uiPriority="71"/>
+    <w:lsdException w:name="Colorful List Accent 3" w:uiPriority="72"/>
+    <w:lsdException w:name="Colorful Grid Accent 3" w:uiPriority="73"/>
+    <w:lsdException w:name="Light Shading Accent 4" w:uiPriority="60"/>
+    <w:lsdException w:name="Light List Accent 4" w:uiPriority="61"/>
+    <w:lsdException w:name="Light Grid Accent 4" w:uiPriority="62"/>
+    <w:lsdException w:name="Medium Shading 1 Accent 4" w:uiPriority="63"/>
+    <w:lsdException w:name="Medium Shading 2 Accent 4" w:uiPriority="64"/>
+    <w:lsdException w:name="Medium List 1 Accent 4" w:uiPriority="65"/>
+    <w:lsdException w:name="Medium List 2 Accent 4" w:uiPriority="66"/>
+    <w:lsdException w:name="Medium Grid 1 Accent 4" w:uiPriority="67"/>
+    <w:lsdException w:name="Medium Grid 2 Accent 4" w:uiPriority="68"/>
+    <w:lsdException w:name="Medium Grid 3 Accent 4" w:uiPriority="69"/>
+    <w:lsdException w:name="Dark List Accent 4" w:uiPriority="70"/>
+    <w:lsdException w:name="Colorful Shading Accent 4" w:uiPriority="71"/>
+    <w:lsdException w:name="Colorful List Accent 4" w:uiPriority="72"/>
+    <w:lsdException w:name="Colorful Grid Accent 4" w:uiPriority="73"/>
+    <w:lsdException w:name="Light Shading Accent 5" w:uiPriority="60"/>
+    <w:lsdException w:name="Light List Accent 5" w:uiPriority="61"/>
+    <w:lsdException w:name="Light Grid Accent 5" w:uiPriority="62"/>
+    <w:lsdException w:name="Medium Shading 1 Accent 5" w:uiPriority="63"/>
+    <w:lsdException w:name="Medium Shading 2 Accent 5" w:uiPriority="64"/>
+    <w:lsdException w:name="Medium List 1 Accent 5" w:uiPriority="65"/>
+    <w:lsdException w:name="Medium List 2 Accent 5" w:uiPriority="66"/>
+    <w:lsdException w:name="Medium Grid 1 Accent 5" w:uiPriority="67"/>
+    <w:lsdException w:name="Medium Grid 2 Accent 5" w:uiPriority="68"/>
+    <w:lsdException w:name="Medium Grid 3 Accent 5" w:uiPriority="69"/>
+    <w:lsdException w:name="Dark List Accent 5" w:uiPriority="70"/>
+    <w:lsdException w:name="Colorful Shading Accent 5" w:uiPriority="71"/>
+    <w:lsdException w:name="Colorful List Accent 5" w:uiPriority="72"/>
+    <w:lsdException w:name="Colorful Grid Accent 5" w:uiPriority="73"/>
+    <w:lsdException w:name="Light Shading Accent 6" w:uiPriority="60"/>
+    <w:lsdException w:name="Light List Accent 6" w:uiPriority="61"/>
+    <w:lsdException w:name="Light Grid Accent 6" w:uiPriority="62"/>
+    <w:lsdException w:name="Medium Shading 1 Accent 6" w:uiPriority="63"/>
+    <w:lsdException w:name="Medium Shading 2 Accent 6" w:uiPriority="64"/>
+    <w:lsdException w:name="Medium List 1 Accent 6" w:uiPriority="65"/>
+    <w:lsdException w:name="Medium List 2 Accent 6" w:uiPriority="66"/>
+    <w:lsdException w:name="Medium Grid 1 Accent 6" w:uiPriority="67"/>
+    <w:lsdException w:name="Medium Grid 2 Accent 6" w:uiPriority="68"/>
+    <w:lsdException w:name="Medium Grid 3 Accent 6" w:uiPriority="69"/>
+    <w:lsdException w:name="Dark List Accent 6" w:uiPriority="70"/>
+    <w:lsdException w:name="Colorful Shading Accent 6" w:uiPriority="71"/>
+    <w:lsdException w:name="Colorful List Accent 6" w:uiPriority="72"/>
+    <w:lsdException w:name="Colorful Grid Accent 6" w:uiPriority="73"/>
+    <w:lsdException w:name="Subtle Emphasis" w:uiPriority="19" w:qFormat="1"/>
+    <w:lsdException w:name="Intense Emphasis" w:uiPriority="21" w:qFormat="1"/>
+    <w:lsdException w:name="Subtle Reference" w:uiPriority="31" w:qFormat="1"/>
+    <w:lsdException w:name="Intense Reference" w:uiPriority="32" w:qFormat="1"/>
+    <w:lsdException w:name="Book Title" w:uiPriority="33" w:qFormat="1"/>
+    <w:lsdException w:name="Bibliography" w:semiHidden="1" w:uiPriority="37" w:unhideWhenUsed="1"/>
+    <w:lsdException w:name="TOC Heading" w:semiHidden="1" w:uiPriority="39" w:unhideWhenUsed="1" w:qFormat="1"/>
+    <w:lsdException w:name="Plain Table 1" w:uiPriority="41"/>
+    <w:lsdException w:name="Plain Table 2" w:uiPriority="42"/>
+    <w:lsdException w:name="Plain Table 3" w:uiPriority="43"/>
+    <w:lsdException w:name="Plain Table 4" w:uiPriority="44"/>
+    <w:lsdException w:name="Plain Table 5" w:uiPriority="45"/>
+    <w:lsdException w:name="Grid Table Light" w:uiPriority="40"/>
+    <w:lsdException w:name="Grid Table 1 Light" w:uiPriority="46"/>
+    <w:lsdException w:name="Grid Table 2" w:uiPriority="47"/>
+    <w:lsdException w:name="Grid Table 3" w:uiPriority="48"/>
+    <w:lsdException w:name="Grid Table 4" w:uiPriority="49"/>
+    <w:lsdException w:name="Grid Table 5 Dark" w:uiPriority="50"/>
+    <w:lsdException w:name="Grid Table 6 Colorful" w:uiPriority="51"/>
+    <w:lsdException w:name="Grid Table 7 Colorful" w:uiPriority="52"/>
+    <w:lsdException w:name="Grid Table 1 Light Accent 1" w:uiPriority="46"/>
+    <w:lsdException w:name="Grid Table 2 Accent 1" w:uiPriority="47"/>
+    <w:lsdException w:name="Grid Table 3 Accent 1" w:uiPriority="48"/>
+    <w:lsdException w:name="Grid Table 4 Accent 1" w:uiPriority="49"/>
+    <w:lsdException w:name="Grid Table 5 Dark Accent 1" w:uiPriority="50"/>
+    <w:lsdException w:name="Grid Table 6 Colorful Accent 1" w:uiPriority="51"/>
+    <w:lsdException w:name="Grid Table 7 Colorful Accent 1" w:uiPriority="52"/>
+    <w:lsdException w:name="Grid Table 1 Light Accent 2" w:uiPriority="46"/>
+    <w:lsdException w:name="Grid Table 2 Accent 2" w:uiPriority="47"/>
+    <w:lsdException w:name="Grid Table 3 Accent 2" w:uiPriority="48"/>
+    <w:lsdException w:name="Grid Table 4 Accent 2" w:uiPriority="49"/>
+    <w:lsdException w:name="Grid Table 5 Dark Accent 2" w:uiPriority="50"/>
+    <w:lsdException w:name="Grid Table 6 Colorful Accent 2" w:uiPriority="51"/>
+    <w:lsdException w:name="Grid Table 7 Colorful Accent 2" w:uiPriority="52"/>
+    <w:lsdException w:name="Grid Table 1 Light Accent 3" w:uiPriority="46"/>
+    <w:lsdException w:name="Grid Table 2 Accent 3" w:uiPriority="47"/>
+    <w:lsdException w:name="Grid Table 3 Accent 3" w:uiPriority="48"/>
+    <w:lsdException w:name="Grid Table 4 Accent 3" w:uiPriority="49"/>
+    <w:lsdException w:name="Grid Table 5 Dark Accent 3" w:uiPriority="50"/>
+    <w:lsdException w:name="Grid Table 6 Colorful Accent 3" w:uiPriority="51"/>
+    <w:lsdException w:name="Grid Table 7 Colorful Accent 3" w:uiPriority="52"/>
+    <w:lsdException w:name="Grid Table 1 Light Accent 4" w:uiPriority="46"/>
+    <w:lsdException w:name="Grid Table 2 Accent 4" w:uiPriority="47"/>
+    <w:lsdException w:name="Grid Table 3 Accent 4" w:uiPriority="48"/>
+    <w:lsdException w:name="Grid Table 4 Accent 4" w:uiPriority="49"/>
+    <w:lsdException w:name="Grid Table 5 Dark Accent 4" w:uiPriority="50"/>
+    <w:lsdException w:name="Grid Table 6 Colorful Accent 4" w:uiPriority="51"/>
+    <w:lsdException w:name="Grid Table 7 Colorful Accent 4" w:uiPriority="52"/>
+    <w:lsdException w:name="Grid Table 1 Light Accent 5" w:uiPriority="46"/>
+    <w:lsdException w:name="Grid Table 2 Accent 5" w:uiPriority="47"/>
+    <w:lsdException w:name="Grid Table 3 Accent 5" w:uiPriority="48"/>
+    <w:lsdException w:name="Grid Table 4 Accent 5" w:uiPriority="49"/>
+    <w:lsdException w:name="Grid Table 5 Dark Accent 5" w:uiPriority="50"/>
+    <w:lsdException w:name="Grid Table 6 Colorful Accent 5" w:uiPriority="51"/>
+    <w:lsdException w:name="Grid Table 7 Colorful Accent 5" w:uiPriority="52"/>
+    <w:lsdException w:name="Grid Table 1 Light Accent 6" w:uiPriority="46"/>
+    <w:lsdException w:name="Grid Table 2 Accent 6" w:uiPriority="47"/>
+    <w:lsdException w:name="Grid Table 3 Accent 6" w:uiPriority="48"/>
+    <w:lsdException w:name="Grid Table 4 Accent 6" w:uiPriority="49"/>
+    <w:lsdException w:name="Grid Table 5 Dark Accent 6" w:uiPriority="50"/>
+    <w:lsdException w:name="Grid Table 6 Colorful Accent 6" w:uiPriority="51"/>
+    <w:lsdException w:name="Grid Table 7 Colorful Accent 6" w:uiPriority="52"/>
+    <w:lsdException w:name="List Table 1 Light" w:uiPriority="46"/>
+    <w:lsdException w:name="List Table 2" w:uiPriority="47"/>
+    <w:lsdException w:name="List Table 3" w:uiPriority="48"/>
+    <w:lsdException w:name="List Table 4" w:uiPriority="49"/>
+    <w:lsdException w:name="List Table 5 Dark" w:uiPriority="50"/>
+    <w:lsdException w:name="List Table 6 Colorful" w:uiPriority="51"/>
+    <w:lsdException w:name="List Table 7 Colorful" w:uiPriority="52"/>
+    <w:lsdException w:name="List Table 1 Light Accent 1" w:uiPriority="46"/>
+    <w:lsdException w:name="List Table 2 Accent 1" w:uiPriority="47"/>
+    <w:lsdException w:name="List Table 3 Accent 1" w:uiPriority="48"/>
+    <w:lsdException w:name="List Table 4 Accent 1" w:uiPriority="49"/>
+    <w:lsdException w:name="List Table 5 Dark Accent 1" w:uiPriority="50"/>
+    <w:lsdException w:name="List Table 6 Colorful Accent 1" w:uiPriority="51"/>
+    <w:lsdException w:name="List Table 7 Colorful Accent 1" w:uiPriority="52"/>
+    <w:lsdException w:name="List Table 1 Light Accent 2" w:uiPriority="46"/>
+    <w:lsdException w:name="List Table 2 Accent 2" w:uiPriority="47"/>
+    <w:lsdException w:name="List Table 3 Accent 2" w:uiPriority="48"/>
+    <w:lsdException w:name="List Table 4 Accent 2" w:uiPriority="49"/>
+    <w:lsdException w:name="List Table 5 Dark Accent 2" w:uiPriority="50"/>
+    <w:lsdException w:name="List Table 6 Colorful Accent 2" w:uiPriority="51"/>
+    <w:lsdException w:name="List Table 7 Colorful Accent 2" w:uiPriority="52"/>
+    <w:lsdException w:name="List Table 1 Light Accent 3" w:uiPriority="46"/>
+    <w:lsdException w:name="List Table 2 Accent 3" w:uiPriority="47"/>
+    <w:lsdException w:name="List Table 3 Accent 3" w:uiPriority="48"/>
+    <w:lsdException w:name="List Table 4 Accent 3" w:uiPriority="49"/>
+    <w:lsdException w:name="List Table 5 Dark Accent 3" w:uiPriority="50"/>
+    <w:lsdException w:name="List Table 6 Colorful Accent 3" w:uiPriority="51"/>
+    <w:lsdException w:name="List Table 7 Colorful Accent 3" w:uiPriority="52"/>
+    <w:lsdException w:name="List Table 1 Light Accent 4" w:uiPriority="46"/>
+    <w:lsdException w:name="List Table 2 Accent 4" w:uiPriority="47"/>
+    <w:lsdException w:name="List Table 3 Accent 4" w:uiPriority="48"/>
+    <w:lsdException w:name="List Table 4 Accent 4" w:uiPriority="49"/>
+    <w:lsdException w:name="List Table 5 Dark Accent 4" w:uiPriority="50"/>
+    <w:lsdException w:name="List Table 6 Colorful Accent 4" w:uiPriority="51"/>
+    <w:lsdException w:name="List Table 7 Colorful Accent 4" w:uiPriority="52"/>
+    <w:lsdException w:name="List Table 1 Light Accent 5" w:uiPriority="46"/>
+    <w:lsdException w:name="List Table 2 Accent 5" w:uiPriority="47"/>
+    <w:lsdException w:name="List Table 3 Accent 5" w:uiPriority="48"/>
+    <w:lsdException w:name="List Table 4 Accent 5" w:uiPriority="49"/>
+    <w:lsdException w:name="List Table 5 Dark Accent 5" w:uiPriority="50"/>
+    <w:lsdException w:name="List Table 6 Colorful Accent 5" w:uiPriority="51"/>
+    <w:lsdException w:name="List Table 7 Colorful Accent 5" w:uiPriority="52"/>
+    <w:lsdException w:name="List Table 1 Light Accent 6" w:uiPriority="46"/>
+    <w:lsdException w:name="List Table 2 Accent 6" w:uiPriority="47"/>
+    <w:lsdException w:name="List Table 3 Accent 6" w:uiPriority="48"/>
+    <w:lsdException w:name="List Table 4 Accent 6" w:uiPriority="49"/>
+    <w:lsdException w:name="List Table 5 Dark Accent 6" w:uiPriority="50"/>
+    <w:lsdException w:name="List Table 6 Colorful Accent 6" w:uiPriority="51"/>
+    <w:lsdException w:name="List Table 7 Colorful Accent 6" w:uiPriority="52"/>
+    <w:lsdException w:name="Mention" w:semiHidden="1" w:unhideWhenUsed="1"/>
+    <w:lsdException w:name="Smart Hyperlink" w:semiHidden="1" w:unhideWhenUsed="1"/>
+    <w:lsdException w:name="Hashtag" w:semiHidden="1" w:unhideWhenUsed="1"/>
+    <w:lsdException w:name="Unresolved Mention" w:semiHidden="1" w:unhideWhenUsed="1"/>
+    <w:lsdException w:name="Smart Link" w:semiHidden="1" w:unhideWhenUsed="1"/>
   </w:latentStyles>
   <w:style w:type="paragraph" w:default="1" w:styleId="a">
     <w:name w:val="Normal"/>
@@ -12348,7 +12245,6 @@
       <w:spacing w:after="0" w:line="240" w:lineRule="auto"/>
     </w:pPr>
     <w:tblPr>
-      <w:tblInd w:w="0" w:type="dxa"/>
       <w:tblBorders>
         <w:top w:val="single" w:sz="4" w:space="0" w:color="auto"/>
         <w:left w:val="single" w:sz="4" w:space="0" w:color="auto"/>
@@ -12357,12 +12253,6 @@
         <w:insideH w:val="single" w:sz="4" w:space="0" w:color="auto"/>
         <w:insideV w:val="single" w:sz="4" w:space="0" w:color="auto"/>
       </w:tblBorders>
-      <w:tblCellMar>
-        <w:top w:w="0" w:type="dxa"/>
-        <w:left w:w="108" w:type="dxa"/>
-        <w:bottom w:w="0" w:type="dxa"/>
-        <w:right w:w="108" w:type="dxa"/>
-      </w:tblCellMar>
     </w:tblPr>
   </w:style>
   <w:style w:type="paragraph" w:styleId="a4">
@@ -12475,838 +12365,6 @@
     </w:rPr>
   </w:style>
 </w:styles>
-</file>
-
-<file path=word/stylesWithEffects.xml><?xml version="1.0" encoding="utf-8"?>
-<w:styles xmlns:wpc="http://schemas.microsoft.com/office/word/2010/wordprocessingCanvas" xmlns:mc="http://schemas.openxmlformats.org/markup-compatibility/2006" xmlns:o="urn:schemas-microsoft-com:office:office" xmlns:r="http://schemas.openxmlformats.org/officeDocument/2006/relationships" xmlns:m="http://schemas.openxmlformats.org/officeDocument/2006/math" xmlns:v="urn:schemas-microsoft-com:vml" xmlns:wp14="http://schemas.microsoft.com/office/word/2010/wordprocessingDrawing" xmlns:wp="http://schemas.openxmlformats.org/drawingml/2006/wordprocessingDrawing" xmlns:w10="urn:schemas-microsoft-com:office:word" xmlns:w="http://schemas.openxmlformats.org/wordprocessingml/2006/main" xmlns:w14="http://schemas.microsoft.com/office/word/2010/wordml" xmlns:wpg="http://schemas.microsoft.com/office/word/2010/wordprocessingGroup" xmlns:wpi="http://schemas.microsoft.com/office/word/2010/wordprocessingInk" xmlns:wne="http://schemas.microsoft.com/office/word/2006/wordml" xmlns:wps="http://schemas.microsoft.com/office/word/2010/wordprocessingShape" mc:Ignorable="w14 wp14">
-  <w:docDefaults>
-    <w:rPrDefault>
-      <w:rPr>
-        <w:rFonts w:asciiTheme="minorHAnsi" w:eastAsiaTheme="minorHAnsi" w:hAnsiTheme="minorHAnsi" w:cstheme="minorBidi"/>
-        <w:kern w:val="2"/>
-        <w:sz w:val="22"/>
-        <w:szCs w:val="22"/>
-        <w:lang w:val="ru-RU" w:eastAsia="en-US" w:bidi="ar-SA"/>
-        <w14:ligatures w14:val="standardContextual"/>
-      </w:rPr>
-    </w:rPrDefault>
-    <w:pPrDefault>
-      <w:pPr>
-        <w:spacing w:after="160" w:line="259" w:lineRule="auto"/>
-      </w:pPr>
-    </w:pPrDefault>
-  </w:docDefaults>
-  <w:latentStyles w:defLockedState="0" w:defUIPriority="99" w:defSemiHidden="1" w:defUnhideWhenUsed="1" w:defQFormat="0" w:count="267">
-    <w:lsdException w:name="Normal" w:semiHidden="0" w:uiPriority="0" w:unhideWhenUsed="0" w:qFormat="1"/>
-    <w:lsdException w:name="heading 1" w:semiHidden="0" w:uiPriority="9" w:unhideWhenUsed="0" w:qFormat="1"/>
-    <w:lsdException w:name="heading 2" w:uiPriority="9" w:qFormat="1"/>
-    <w:lsdException w:name="heading 3" w:uiPriority="9" w:qFormat="1"/>
-    <w:lsdException w:name="heading 4" w:uiPriority="9" w:qFormat="1"/>
-    <w:lsdException w:name="heading 5" w:uiPriority="9" w:qFormat="1"/>
-    <w:lsdException w:name="heading 6" w:uiPriority="9" w:qFormat="1"/>
-    <w:lsdException w:name="heading 7" w:uiPriority="9" w:qFormat="1"/>
-    <w:lsdException w:name="heading 8" w:uiPriority="9" w:qFormat="1"/>
-    <w:lsdException w:name="heading 9" w:uiPriority="9" w:qFormat="1"/>
-    <w:lsdException w:name="toc 1" w:uiPriority="39"/>
-    <w:lsdException w:name="toc 2" w:uiPriority="39"/>
-    <w:lsdException w:name="toc 3" w:uiPriority="39"/>
-    <w:lsdException w:name="toc 4" w:uiPriority="39"/>
-    <w:lsdException w:name="toc 5" w:uiPriority="39"/>
-    <w:lsdException w:name="toc 6" w:uiPriority="39"/>
-    <w:lsdException w:name="toc 7" w:uiPriority="39"/>
-    <w:lsdException w:name="toc 8" w:uiPriority="39"/>
-    <w:lsdException w:name="toc 9" w:uiPriority="39"/>
-    <w:lsdException w:name="caption" w:uiPriority="35" w:qFormat="1"/>
-    <w:lsdException w:name="Title" w:semiHidden="0" w:uiPriority="10" w:unhideWhenUsed="0" w:qFormat="1"/>
-    <w:lsdException w:name="Default Paragraph Font" w:uiPriority="1"/>
-    <w:lsdException w:name="Subtitle" w:semiHidden="0" w:uiPriority="11" w:unhideWhenUsed="0" w:qFormat="1"/>
-    <w:lsdException w:name="Strong" w:semiHidden="0" w:uiPriority="22" w:unhideWhenUsed="0" w:qFormat="1"/>
-    <w:lsdException w:name="Emphasis" w:semiHidden="0" w:uiPriority="20" w:unhideWhenUsed="0" w:qFormat="1"/>
-    <w:lsdException w:name="Table Grid" w:semiHidden="0" w:uiPriority="39" w:unhideWhenUsed="0"/>
-    <w:lsdException w:name="Placeholder Text" w:unhideWhenUsed="0"/>
-    <w:lsdException w:name="No Spacing" w:semiHidden="0" w:uiPriority="1" w:unhideWhenUsed="0" w:qFormat="1"/>
-    <w:lsdException w:name="Light Shading" w:semiHidden="0" w:uiPriority="60" w:unhideWhenUsed="0"/>
-    <w:lsdException w:name="Light List" w:semiHidden="0" w:uiPriority="61" w:unhideWhenUsed="0"/>
-    <w:lsdException w:name="Light Grid" w:semiHidden="0" w:uiPriority="62" w:unhideWhenUsed="0"/>
-    <w:lsdException w:name="Medium Shading 1" w:semiHidden="0" w:uiPriority="63" w:unhideWhenUsed="0"/>
-    <w:lsdException w:name="Medium Shading 2" w:semiHidden="0" w:uiPriority="64" w:unhideWhenUsed="0"/>
-    <w:lsdException w:name="Medium List 1" w:semiHidden="0" w:uiPriority="65" w:unhideWhenUsed="0"/>
-    <w:lsdException w:name="Medium List 2" w:semiHidden="0" w:uiPriority="66" w:unhideWhenUsed="0"/>
-    <w:lsdException w:name="Medium Grid 1" w:semiHidden="0" w:uiPriority="67" w:unhideWhenUsed="0"/>
-    <w:lsdException w:name="Medium Grid 2" w:semiHidden="0" w:uiPriority="68" w:unhideWhenUsed="0"/>
-    <w:lsdException w:name="Medium Grid 3" w:semiHidden="0" w:uiPriority="69" w:unhideWhenUsed="0"/>
-    <w:lsdException w:name="Dark List" w:semiHidden="0" w:uiPriority="70" w:unhideWhenUsed="0"/>
-    <w:lsdException w:name="Colorful Shading" w:semiHidden="0" w:uiPriority="71" w:unhideWhenUsed="0"/>
-    <w:lsdException w:name="Colorful List" w:semiHidden="0" w:uiPriority="72" w:unhideWhenUsed="0"/>
-    <w:lsdException w:name="Colorful Grid" w:semiHidden="0" w:uiPriority="73" w:unhideWhenUsed="0"/>
-    <w:lsdException w:name="Light Shading Accent 1" w:semiHidden="0" w:uiPriority="60" w:unhideWhenUsed="0"/>
-    <w:lsdException w:name="Light List Accent 1" w:semiHidden="0" w:uiPriority="61" w:unhideWhenUsed="0"/>
-    <w:lsdException w:name="Light Grid Accent 1" w:semiHidden="0" w:uiPriority="62" w:unhideWhenUsed="0"/>
-    <w:lsdException w:name="Medium Shading 1 Accent 1" w:semiHidden="0" w:uiPriority="63" w:unhideWhenUsed="0"/>
-    <w:lsdException w:name="Medium Shading 2 Accent 1" w:semiHidden="0" w:uiPriority="64" w:unhideWhenUsed="0"/>
-    <w:lsdException w:name="Medium List 1 Accent 1" w:semiHidden="0" w:uiPriority="65" w:unhideWhenUsed="0"/>
-    <w:lsdException w:name="Revision" w:unhideWhenUsed="0"/>
-    <w:lsdException w:name="List Paragraph" w:semiHidden="0" w:uiPriority="34" w:unhideWhenUsed="0" w:qFormat="1"/>
-    <w:lsdException w:name="Quote" w:semiHidden="0" w:uiPriority="29" w:unhideWhenUsed="0" w:qFormat="1"/>
-    <w:lsdException w:name="Intense Quote" w:semiHidden="0" w:uiPriority="30" w:unhideWhenUsed="0" w:qFormat="1"/>
-    <w:lsdException w:name="Medium List 2 Accent 1" w:semiHidden="0" w:uiPriority="66" w:unhideWhenUsed="0"/>
-    <w:lsdException w:name="Medium Grid 1 Accent 1" w:semiHidden="0" w:uiPriority="67" w:unhideWhenUsed="0"/>
-    <w:lsdException w:name="Medium Grid 2 Accent 1" w:semiHidden="0" w:uiPriority="68" w:unhideWhenUsed="0"/>
-    <w:lsdException w:name="Medium Grid 3 Accent 1" w:semiHidden="0" w:uiPriority="69" w:unhideWhenUsed="0"/>
-    <w:lsdException w:name="Dark List Accent 1" w:semiHidden="0" w:uiPriority="70" w:unhideWhenUsed="0"/>
-    <w:lsdException w:name="Colorful Shading Accent 1" w:semiHidden="0" w:uiPriority="71" w:unhideWhenUsed="0"/>
-    <w:lsdException w:name="Colorful List Accent 1" w:semiHidden="0" w:uiPriority="72" w:unhideWhenUsed="0"/>
-    <w:lsdException w:name="Colorful Grid Accent 1" w:semiHidden="0" w:uiPriority="73" w:unhideWhenUsed="0"/>
-    <w:lsdException w:name="Light Shading Accent 2" w:semiHidden="0" w:uiPriority="60" w:unhideWhenUsed="0"/>
-    <w:lsdException w:name="Light List Accent 2" w:semiHidden="0" w:uiPriority="61" w:unhideWhenUsed="0"/>
-    <w:lsdException w:name="Light Grid Accent 2" w:semiHidden="0" w:uiPriority="62" w:unhideWhenUsed="0"/>
-    <w:lsdException w:name="Medium Shading 1 Accent 2" w:semiHidden="0" w:uiPriority="63" w:unhideWhenUsed="0"/>
-    <w:lsdException w:name="Medium Shading 2 Accent 2" w:semiHidden="0" w:uiPriority="64" w:unhideWhenUsed="0"/>
-    <w:lsdException w:name="Medium List 1 Accent 2" w:semiHidden="0" w:uiPriority="65" w:unhideWhenUsed="0"/>
-    <w:lsdException w:name="Medium List 2 Accent 2" w:semiHidden="0" w:uiPriority="66" w:unhideWhenUsed="0"/>
-    <w:lsdException w:name="Medium Grid 1 Accent 2" w:semiHidden="0" w:uiPriority="67" w:unhideWhenUsed="0"/>
-    <w:lsdException w:name="Medium Grid 2 Accent 2" w:semiHidden="0" w:uiPriority="68" w:unhideWhenUsed="0"/>
-    <w:lsdException w:name="Medium Grid 3 Accent 2" w:semiHidden="0" w:uiPriority="69" w:unhideWhenUsed="0"/>
-    <w:lsdException w:name="Dark List Accent 2" w:semiHidden="0" w:uiPriority="70" w:unhideWhenUsed="0"/>
-    <w:lsdException w:name="Colorful Shading Accent 2" w:semiHidden="0" w:uiPriority="71" w:unhideWhenUsed="0"/>
-    <w:lsdException w:name="Colorful List Accent 2" w:semiHidden="0" w:uiPriority="72" w:unhideWhenUsed="0"/>
-    <w:lsdException w:name="Colorful Grid Accent 2" w:semiHidden="0" w:uiPriority="73" w:unhideWhenUsed="0"/>
-    <w:lsdException w:name="Light Shading Accent 3" w:semiHidden="0" w:uiPriority="60" w:unhideWhenUsed="0"/>
-    <w:lsdException w:name="Light List Accent 3" w:semiHidden="0" w:uiPriority="61" w:unhideWhenUsed="0"/>
-    <w:lsdException w:name="Light Grid Accent 3" w:semiHidden="0" w:uiPriority="62" w:unhideWhenUsed="0"/>
-    <w:lsdException w:name="Medium Shading 1 Accent 3" w:semiHidden="0" w:uiPriority="63" w:unhideWhenUsed="0"/>
-    <w:lsdException w:name="Medium Shading 2 Accent 3" w:semiHidden="0" w:uiPriority="64" w:unhideWhenUsed="0"/>
-    <w:lsdException w:name="Medium List 1 Accent 3" w:semiHidden="0" w:uiPriority="65" w:unhideWhenUsed="0"/>
-    <w:lsdException w:name="Medium List 2 Accent 3" w:semiHidden="0" w:uiPriority="66" w:unhideWhenUsed="0"/>
-    <w:lsdException w:name="Medium Grid 1 Accent 3" w:semiHidden="0" w:uiPriority="67" w:unhideWhenUsed="0"/>
-    <w:lsdException w:name="Medium Grid 2 Accent 3" w:semiHidden="0" w:uiPriority="68" w:unhideWhenUsed="0"/>
-    <w:lsdException w:name="Medium Grid 3 Accent 3" w:semiHidden="0" w:uiPriority="69" w:unhideWhenUsed="0"/>
-    <w:lsdException w:name="Dark List Accent 3" w:semiHidden="0" w:uiPriority="70" w:unhideWhenUsed="0"/>
-    <w:lsdException w:name="Colorful Shading Accent 3" w:semiHidden="0" w:uiPriority="71" w:unhideWhenUsed="0"/>
-    <w:lsdException w:name="Colorful List Accent 3" w:semiHidden="0" w:uiPriority="72" w:unhideWhenUsed="0"/>
-    <w:lsdException w:name="Colorful Grid Accent 3" w:semiHidden="0" w:uiPriority="73" w:unhideWhenUsed="0"/>
-    <w:lsdException w:name="Light Shading Accent 4" w:semiHidden="0" w:uiPriority="60" w:unhideWhenUsed="0"/>
-    <w:lsdException w:name="Light List Accent 4" w:semiHidden="0" w:uiPriority="61" w:unhideWhenUsed="0"/>
-    <w:lsdException w:name="Light Grid Accent 4" w:semiHidden="0" w:uiPriority="62" w:unhideWhenUsed="0"/>
-    <w:lsdException w:name="Medium Shading 1 Accent 4" w:semiHidden="0" w:uiPriority="63" w:unhideWhenUsed="0"/>
-    <w:lsdException w:name="Medium Shading 2 Accent 4" w:semiHidden="0" w:uiPriority="64" w:unhideWhenUsed="0"/>
-    <w:lsdException w:name="Medium List 1 Accent 4" w:semiHidden="0" w:uiPriority="65" w:unhideWhenUsed="0"/>
-    <w:lsdException w:name="Medium List 2 Accent 4" w:semiHidden="0" w:uiPriority="66" w:unhideWhenUsed="0"/>
-    <w:lsdException w:name="Medium Grid 1 Accent 4" w:semiHidden="0" w:uiPriority="67" w:unhideWhenUsed="0"/>
-    <w:lsdException w:name="Medium Grid 2 Accent 4" w:semiHidden="0" w:uiPriority="68" w:unhideWhenUsed="0"/>
-    <w:lsdException w:name="Medium Grid 3 Accent 4" w:semiHidden="0" w:uiPriority="69" w:unhideWhenUsed="0"/>
-    <w:lsdException w:name="Dark List Accent 4" w:semiHidden="0" w:uiPriority="70" w:unhideWhenUsed="0"/>
-    <w:lsdException w:name="Colorful Shading Accent 4" w:semiHidden="0" w:uiPriority="71" w:unhideWhenUsed="0"/>
-    <w:lsdException w:name="Colorful List Accent 4" w:semiHidden="0" w:uiPriority="72" w:unhideWhenUsed="0"/>
-    <w:lsdException w:name="Colorful Grid Accent 4" w:semiHidden="0" w:uiPriority="73" w:unhideWhenUsed="0"/>
-    <w:lsdException w:name="Light Shading Accent 5" w:semiHidden="0" w:uiPriority="60" w:unhideWhenUsed="0"/>
-    <w:lsdException w:name="Light List Accent 5" w:semiHidden="0" w:uiPriority="61" w:unhideWhenUsed="0"/>
-    <w:lsdException w:name="Light Grid Accent 5" w:semiHidden="0" w:uiPriority="62" w:unhideWhenUsed="0"/>
-    <w:lsdException w:name="Medium Shading 1 Accent 5" w:semiHidden="0" w:uiPriority="63" w:unhideWhenUsed="0"/>
-    <w:lsdException w:name="Medium Shading 2 Accent 5" w:semiHidden="0" w:uiPriority="64" w:unhideWhenUsed="0"/>
-    <w:lsdException w:name="Medium List 1 Accent 5" w:semiHidden="0" w:uiPriority="65" w:unhideWhenUsed="0"/>
-    <w:lsdException w:name="Medium List 2 Accent 5" w:semiHidden="0" w:uiPriority="66" w:unhideWhenUsed="0"/>
-    <w:lsdException w:name="Medium Grid 1 Accent 5" w:semiHidden="0" w:uiPriority="67" w:unhideWhenUsed="0"/>
-    <w:lsdException w:name="Medium Grid 2 Accent 5" w:semiHidden="0" w:uiPriority="68" w:unhideWhenUsed="0"/>
-    <w:lsdException w:name="Medium Grid 3 Accent 5" w:semiHidden="0" w:uiPriority="69" w:unhideWhenUsed="0"/>
-    <w:lsdException w:name="Dark List Accent 5" w:semiHidden="0" w:uiPriority="70" w:unhideWhenUsed="0"/>
-    <w:lsdException w:name="Colorful Shading Accent 5" w:semiHidden="0" w:uiPriority="71" w:unhideWhenUsed="0"/>
-    <w:lsdException w:name="Colorful List Accent 5" w:semiHidden="0" w:uiPriority="72" w:unhideWhenUsed="0"/>
-    <w:lsdException w:name="Colorful Grid Accent 5" w:semiHidden="0" w:uiPriority="73" w:unhideWhenUsed="0"/>
-    <w:lsdException w:name="Light Shading Accent 6" w:semiHidden="0" w:uiPriority="60" w:unhideWhenUsed="0"/>
-    <w:lsdException w:name="Light List Accent 6" w:semiHidden="0" w:uiPriority="61" w:unhideWhenUsed="0"/>
-    <w:lsdException w:name="Light Grid Accent 6" w:semiHidden="0" w:uiPriority="62" w:unhideWhenUsed="0"/>
-    <w:lsdException w:name="Medium Shading 1 Accent 6" w:semiHidden="0" w:uiPriority="63" w:unhideWhenUsed="0"/>
-    <w:lsdException w:name="Medium Shading 2 Accent 6" w:semiHidden="0" w:uiPriority="64" w:unhideWhenUsed="0"/>
-    <w:lsdException w:name="Medium List 1 Accent 6" w:semiHidden="0" w:uiPriority="65" w:unhideWhenUsed="0"/>
-    <w:lsdException w:name="Medium List 2 Accent 6" w:semiHidden="0" w:uiPriority="66" w:unhideWhenUsed="0"/>
-    <w:lsdException w:name="Medium Grid 1 Accent 6" w:semiHidden="0" w:uiPriority="67" w:unhideWhenUsed="0"/>
-    <w:lsdException w:name="Medium Grid 2 Accent 6" w:semiHidden="0" w:uiPriority="68" w:unhideWhenUsed="0"/>
-    <w:lsdException w:name="Medium Grid 3 Accent 6" w:semiHidden="0" w:uiPriority="69" w:unhideWhenUsed="0"/>
-    <w:lsdException w:name="Dark List Accent 6" w:semiHidden="0" w:uiPriority="70" w:unhideWhenUsed="0"/>
-    <w:lsdException w:name="Colorful Shading Accent 6" w:semiHidden="0" w:uiPriority="71" w:unhideWhenUsed="0"/>
-    <w:lsdException w:name="Colorful List Accent 6" w:semiHidden="0" w:uiPriority="72" w:unhideWhenUsed="0"/>
-    <w:lsdException w:name="Colorful Grid Accent 6" w:semiHidden="0" w:uiPriority="73" w:unhideWhenUsed="0"/>
-    <w:lsdException w:name="Subtle Emphasis" w:semiHidden="0" w:uiPriority="19" w:unhideWhenUsed="0" w:qFormat="1"/>
-    <w:lsdException w:name="Intense Emphasis" w:semiHidden="0" w:uiPriority="21" w:unhideWhenUsed="0" w:qFormat="1"/>
-    <w:lsdException w:name="Subtle Reference" w:semiHidden="0" w:uiPriority="31" w:unhideWhenUsed="0" w:qFormat="1"/>
-    <w:lsdException w:name="Intense Reference" w:semiHidden="0" w:uiPriority="32" w:unhideWhenUsed="0" w:qFormat="1"/>
-    <w:lsdException w:name="Book Title" w:semiHidden="0" w:uiPriority="33" w:unhideWhenUsed="0" w:qFormat="1"/>
-    <w:lsdException w:name="Bibliography" w:uiPriority="37"/>
-    <w:lsdException w:name="TOC Heading" w:uiPriority="39" w:qFormat="1"/>
-  </w:latentStyles>
-  <w:style w:type="paragraph" w:default="1" w:styleId="a">
-    <w:name w:val="Normal"/>
-    <w:qFormat/>
-    <w:rsid w:val="003A5C11"/>
-    <w:pPr>
-      <w:spacing w:line="240" w:lineRule="auto"/>
-    </w:pPr>
-    <w:rPr>
-      <w:rFonts w:ascii="Times New Roman" w:hAnsi="Times New Roman"/>
-      <w:kern w:val="0"/>
-      <w:sz w:val="28"/>
-      <w14:ligatures w14:val="none"/>
-    </w:rPr>
-  </w:style>
-  <w:style w:type="character" w:default="1" w:styleId="a0">
-    <w:name w:val="Default Paragraph Font"/>
-    <w:uiPriority w:val="1"/>
-    <w:semiHidden/>
-    <w:unhideWhenUsed/>
-  </w:style>
-  <w:style w:type="table" w:default="1" w:styleId="a1">
-    <w:name w:val="Normal Table"/>
-    <w:uiPriority w:val="99"/>
-    <w:semiHidden/>
-    <w:unhideWhenUsed/>
-    <w:tblPr>
-      <w:tblInd w:w="0" w:type="dxa"/>
-      <w:tblCellMar>
-        <w:top w:w="0" w:type="dxa"/>
-        <w:left w:w="108" w:type="dxa"/>
-        <w:bottom w:w="0" w:type="dxa"/>
-        <w:right w:w="108" w:type="dxa"/>
-      </w:tblCellMar>
-    </w:tblPr>
-  </w:style>
-  <w:style w:type="numbering" w:default="1" w:styleId="a2">
-    <w:name w:val="No List"/>
-    <w:uiPriority w:val="99"/>
-    <w:semiHidden/>
-    <w:unhideWhenUsed/>
-  </w:style>
-  <w:style w:type="table" w:styleId="a3">
-    <w:name w:val="Table Grid"/>
-    <w:basedOn w:val="a1"/>
-    <w:uiPriority w:val="39"/>
-    <w:rsid w:val="00611D77"/>
-    <w:pPr>
-      <w:spacing w:after="0" w:line="240" w:lineRule="auto"/>
-    </w:pPr>
-    <w:tblPr>
-      <w:tblInd w:w="0" w:type="dxa"/>
-      <w:tblBorders>
-        <w:top w:val="single" w:sz="4" w:space="0" w:color="auto"/>
-        <w:left w:val="single" w:sz="4" w:space="0" w:color="auto"/>
-        <w:bottom w:val="single" w:sz="4" w:space="0" w:color="auto"/>
-        <w:right w:val="single" w:sz="4" w:space="0" w:color="auto"/>
-        <w:insideH w:val="single" w:sz="4" w:space="0" w:color="auto"/>
-        <w:insideV w:val="single" w:sz="4" w:space="0" w:color="auto"/>
-      </w:tblBorders>
-      <w:tblCellMar>
-        <w:top w:w="0" w:type="dxa"/>
-        <w:left w:w="108" w:type="dxa"/>
-        <w:bottom w:w="0" w:type="dxa"/>
-        <w:right w:w="108" w:type="dxa"/>
-      </w:tblCellMar>
-    </w:tblPr>
-  </w:style>
-  <w:style w:type="paragraph" w:styleId="a4">
-    <w:name w:val="List Paragraph"/>
-    <w:basedOn w:val="a"/>
-    <w:uiPriority w:val="34"/>
-    <w:qFormat/>
-    <w:rsid w:val="00735042"/>
-    <w:pPr>
-      <w:ind w:left="720"/>
-      <w:contextualSpacing/>
-    </w:pPr>
-  </w:style>
-  <w:style w:type="paragraph" w:styleId="a5">
-    <w:name w:val="Balloon Text"/>
-    <w:basedOn w:val="a"/>
-    <w:link w:val="a6"/>
-    <w:uiPriority w:val="99"/>
-    <w:semiHidden/>
-    <w:unhideWhenUsed/>
-    <w:rsid w:val="00A40D33"/>
-    <w:pPr>
-      <w:spacing w:after="0"/>
-    </w:pPr>
-    <w:rPr>
-      <w:rFonts w:ascii="Tahoma" w:hAnsi="Tahoma" w:cs="Tahoma"/>
-      <w:sz w:val="16"/>
-      <w:szCs w:val="16"/>
-    </w:rPr>
-  </w:style>
-  <w:style w:type="character" w:customStyle="1" w:styleId="a6">
-    <w:name w:val="Текст выноски Знак"/>
-    <w:basedOn w:val="a0"/>
-    <w:link w:val="a5"/>
-    <w:uiPriority w:val="99"/>
-    <w:semiHidden/>
-    <w:rsid w:val="00A40D33"/>
-    <w:rPr>
-      <w:rFonts w:ascii="Tahoma" w:hAnsi="Tahoma" w:cs="Tahoma"/>
-      <w:kern w:val="0"/>
-      <w:sz w:val="16"/>
-      <w:szCs w:val="16"/>
-      <w14:ligatures w14:val="none"/>
-    </w:rPr>
-  </w:style>
-  <w:style w:type="character" w:styleId="a7">
-    <w:name w:val="Placeholder Text"/>
-    <w:basedOn w:val="a0"/>
-    <w:uiPriority w:val="99"/>
-    <w:semiHidden/>
-    <w:rsid w:val="00733D41"/>
-    <w:rPr>
-      <w:color w:val="808080"/>
-    </w:rPr>
-  </w:style>
-  <w:style w:type="paragraph" w:styleId="a8">
-    <w:name w:val="header"/>
-    <w:basedOn w:val="a"/>
-    <w:link w:val="a9"/>
-    <w:uiPriority w:val="99"/>
-    <w:unhideWhenUsed/>
-    <w:rsid w:val="00583DF9"/>
-    <w:pPr>
-      <w:tabs>
-        <w:tab w:val="center" w:pos="4677"/>
-        <w:tab w:val="right" w:pos="9355"/>
-      </w:tabs>
-      <w:spacing w:after="0"/>
-    </w:pPr>
-  </w:style>
-  <w:style w:type="character" w:customStyle="1" w:styleId="a9">
-    <w:name w:val="Верхний колонтитул Знак"/>
-    <w:basedOn w:val="a0"/>
-    <w:link w:val="a8"/>
-    <w:uiPriority w:val="99"/>
-    <w:rsid w:val="00583DF9"/>
-    <w:rPr>
-      <w:rFonts w:ascii="Times New Roman" w:hAnsi="Times New Roman"/>
-      <w:kern w:val="0"/>
-      <w:sz w:val="28"/>
-      <w14:ligatures w14:val="none"/>
-    </w:rPr>
-  </w:style>
-  <w:style w:type="paragraph" w:styleId="aa">
-    <w:name w:val="footer"/>
-    <w:basedOn w:val="a"/>
-    <w:link w:val="ab"/>
-    <w:uiPriority w:val="99"/>
-    <w:unhideWhenUsed/>
-    <w:rsid w:val="00583DF9"/>
-    <w:pPr>
-      <w:tabs>
-        <w:tab w:val="center" w:pos="4677"/>
-        <w:tab w:val="right" w:pos="9355"/>
-      </w:tabs>
-      <w:spacing w:after="0"/>
-    </w:pPr>
-  </w:style>
-  <w:style w:type="character" w:customStyle="1" w:styleId="ab">
-    <w:name w:val="Нижний колонтитул Знак"/>
-    <w:basedOn w:val="a0"/>
-    <w:link w:val="aa"/>
-    <w:uiPriority w:val="99"/>
-    <w:rsid w:val="00583DF9"/>
-    <w:rPr>
-      <w:rFonts w:ascii="Times New Roman" w:hAnsi="Times New Roman"/>
-      <w:kern w:val="0"/>
-      <w:sz w:val="28"/>
-      <w14:ligatures w14:val="none"/>
-    </w:rPr>
-  </w:style>
-</w:styles>
-</file>
-
-<file path=word/glossary/document.xml><?xml version="1.0" encoding="utf-8"?>
-<w:glossaryDocument xmlns:wpc="http://schemas.microsoft.com/office/word/2010/wordprocessingCanvas" xmlns:mc="http://schemas.openxmlformats.org/markup-compatibility/2006" xmlns:o="urn:schemas-microsoft-com:office:office" xmlns:r="http://schemas.openxmlformats.org/officeDocument/2006/relationships" xmlns:m="http://schemas.openxmlformats.org/officeDocument/2006/math" xmlns:v="urn:schemas-microsoft-com:vml" xmlns:wp14="http://schemas.microsoft.com/office/word/2010/wordprocessingDrawing" xmlns:wp="http://schemas.openxmlformats.org/drawingml/2006/wordprocessingDrawing" xmlns:w10="urn:schemas-microsoft-com:office:word" xmlns:w="http://schemas.openxmlformats.org/wordprocessingml/2006/main" xmlns:w14="http://schemas.microsoft.com/office/word/2010/wordml" xmlns:wpg="http://schemas.microsoft.com/office/word/2010/wordprocessingGroup" xmlns:wpi="http://schemas.microsoft.com/office/word/2010/wordprocessingInk" xmlns:wne="http://schemas.microsoft.com/office/word/2006/wordml" xmlns:wps="http://schemas.microsoft.com/office/word/2010/wordprocessingShape" mc:Ignorable="w14 wp14"/>
-</file>
-
-<file path=word/glossary/fontTable.xml><?xml version="1.0" encoding="utf-8"?>
-<w:fonts xmlns:mc="http://schemas.openxmlformats.org/markup-compatibility/2006" xmlns:r="http://schemas.openxmlformats.org/officeDocument/2006/relationships" xmlns:w="http://schemas.openxmlformats.org/wordprocessingml/2006/main" xmlns:w14="http://schemas.microsoft.com/office/word/2010/wordml" mc:Ignorable="w14">
-  <w:font w:name="Times New Roman">
-    <w:panose1 w:val="02020603050405020304"/>
-    <w:charset w:val="CC"/>
-    <w:family w:val="roman"/>
-    <w:pitch w:val="variable"/>
-    <w:sig w:usb0="E0002EFF" w:usb1="C000785B" w:usb2="00000009" w:usb3="00000000" w:csb0="000001FF" w:csb1="00000000"/>
-  </w:font>
-  <w:font w:name="Calibri">
-    <w:panose1 w:val="020F0502020204030204"/>
-    <w:charset w:val="CC"/>
-    <w:family w:val="swiss"/>
-    <w:pitch w:val="variable"/>
-    <w:sig w:usb0="E4002EFF" w:usb1="C200247B" w:usb2="00000009" w:usb3="00000000" w:csb0="000001FF" w:csb1="00000000"/>
-  </w:font>
-  <w:font w:name="Tahoma">
-    <w:panose1 w:val="020B0604030504040204"/>
-    <w:charset w:val="CC"/>
-    <w:family w:val="swiss"/>
-    <w:pitch w:val="variable"/>
-    <w:sig w:usb0="E1002EFF" w:usb1="C000605B" w:usb2="00000029" w:usb3="00000000" w:csb0="000101FF" w:csb1="00000000"/>
-  </w:font>
-  <w:font w:name="Cambria Math">
-    <w:panose1 w:val="02040503050406030204"/>
-    <w:charset w:val="CC"/>
-    <w:family w:val="roman"/>
-    <w:pitch w:val="variable"/>
-    <w:sig w:usb0="E00006FF" w:usb1="420024FF" w:usb2="02000000" w:usb3="00000000" w:csb0="0000019F" w:csb1="00000000"/>
-  </w:font>
-  <w:font w:name="Calibri Light">
-    <w:panose1 w:val="020F0302020204030204"/>
-    <w:charset w:val="CC"/>
-    <w:family w:val="swiss"/>
-    <w:pitch w:val="variable"/>
-    <w:sig w:usb0="E4002EFF" w:usb1="C200247B" w:usb2="00000009" w:usb3="00000000" w:csb0="000001FF" w:csb1="00000000"/>
-  </w:font>
-  <w:font w:name="Cambria">
-    <w:panose1 w:val="02040503050406030204"/>
-    <w:charset w:val="CC"/>
-    <w:family w:val="roman"/>
-    <w:pitch w:val="variable"/>
-    <w:sig w:usb0="E00006FF" w:usb1="420024FF" w:usb2="02000000" w:usb3="00000000" w:csb0="0000019F" w:csb1="00000000"/>
-  </w:font>
-</w:fonts>
-</file>
-
-<file path=word/glossary/settings.xml><?xml version="1.0" encoding="utf-8"?>
-<w:settings xmlns:mc="http://schemas.openxmlformats.org/markup-compatibility/2006" xmlns:o="urn:schemas-microsoft-com:office:office" xmlns:r="http://schemas.openxmlformats.org/officeDocument/2006/relationships" xmlns:m="http://schemas.openxmlformats.org/officeDocument/2006/math" xmlns:v="urn:schemas-microsoft-com:vml" xmlns:w10="urn:schemas-microsoft-com:office:word" xmlns:w="http://schemas.openxmlformats.org/wordprocessingml/2006/main" xmlns:w14="http://schemas.microsoft.com/office/word/2010/wordml" xmlns:sl="http://schemas.openxmlformats.org/schemaLibrary/2006/main" mc:Ignorable="w14">
-  <w:view w:val="normal"/>
-  <w:defaultTabStop w:val="708"/>
-  <w:characterSpacingControl w:val="doNotCompress"/>
-  <w:compat>
-    <w:useFELayout/>
-    <w:compatSetting w:name="compatibilityMode" w:uri="http://schemas.microsoft.com/office/word" w:val="14"/>
-    <w:compatSetting w:name="overrideTableStyleFontSizeAndJustification" w:uri="http://schemas.microsoft.com/office/word" w:val="1"/>
-    <w:compatSetting w:name="enableOpenTypeFeatures" w:uri="http://schemas.microsoft.com/office/word" w:val="1"/>
-    <w:compatSetting w:name="doNotFlipMirrorIndents" w:uri="http://schemas.microsoft.com/office/word" w:val="1"/>
-  </w:compat>
-  <w:rsids>
-    <w:rsidRoot w:val="002C2CEC"/>
-    <w:rsid w:val="002C2CEC"/>
-    <w:rsid w:val="00DA0B71"/>
-  </w:rsids>
-  <m:mathPr>
-    <m:mathFont m:val="Cambria Math"/>
-    <m:brkBin m:val="before"/>
-    <m:brkBinSub m:val="--"/>
-    <m:smallFrac m:val="0"/>
-    <m:dispDef/>
-    <m:lMargin m:val="0"/>
-    <m:rMargin m:val="0"/>
-    <m:defJc m:val="centerGroup"/>
-    <m:wrapIndent m:val="1440"/>
-    <m:intLim m:val="subSup"/>
-    <m:naryLim m:val="undOvr"/>
-  </m:mathPr>
-  <w:themeFontLang w:val="ru-RU"/>
-  <w:clrSchemeMapping w:bg1="light1" w:t1="dark1" w:bg2="light2" w:t2="dark2" w:accent1="accent1" w:accent2="accent2" w:accent3="accent3" w:accent4="accent4" w:accent5="accent5" w:accent6="accent6" w:hyperlink="hyperlink" w:followedHyperlink="followedHyperlink"/>
-  <w:decimalSymbol w:val=","/>
-  <w:listSeparator w:val=";"/>
-</w:settings>
-</file>
-
-<file path=word/glossary/styles.xml><?xml version="1.0" encoding="utf-8"?>
-<w:styles xmlns:mc="http://schemas.openxmlformats.org/markup-compatibility/2006" xmlns:r="http://schemas.openxmlformats.org/officeDocument/2006/relationships" xmlns:w="http://schemas.openxmlformats.org/wordprocessingml/2006/main" xmlns:w14="http://schemas.microsoft.com/office/word/2010/wordml" mc:Ignorable="w14">
-  <w:docDefaults>
-    <w:rPrDefault>
-      <w:rPr>
-        <w:rFonts w:asciiTheme="minorHAnsi" w:eastAsiaTheme="minorEastAsia" w:hAnsiTheme="minorHAnsi" w:cstheme="minorBidi"/>
-        <w:sz w:val="22"/>
-        <w:szCs w:val="22"/>
-        <w:lang w:val="ru-RU" w:eastAsia="ru-RU" w:bidi="ar-SA"/>
-      </w:rPr>
-    </w:rPrDefault>
-    <w:pPrDefault>
-      <w:pPr>
-        <w:spacing w:after="200" w:line="276" w:lineRule="auto"/>
-      </w:pPr>
-    </w:pPrDefault>
-  </w:docDefaults>
-  <w:latentStyles w:defLockedState="0" w:defUIPriority="99" w:defSemiHidden="1" w:defUnhideWhenUsed="1" w:defQFormat="0" w:count="267">
-    <w:lsdException w:name="Normal" w:semiHidden="0" w:uiPriority="0" w:unhideWhenUsed="0" w:qFormat="1"/>
-    <w:lsdException w:name="heading 1" w:semiHidden="0" w:uiPriority="9" w:unhideWhenUsed="0" w:qFormat="1"/>
-    <w:lsdException w:name="heading 2" w:uiPriority="9" w:qFormat="1"/>
-    <w:lsdException w:name="heading 3" w:uiPriority="9" w:qFormat="1"/>
-    <w:lsdException w:name="heading 4" w:uiPriority="9" w:qFormat="1"/>
-    <w:lsdException w:name="heading 5" w:uiPriority="9" w:qFormat="1"/>
-    <w:lsdException w:name="heading 6" w:uiPriority="9" w:qFormat="1"/>
-    <w:lsdException w:name="heading 7" w:uiPriority="9" w:qFormat="1"/>
-    <w:lsdException w:name="heading 8" w:uiPriority="9" w:qFormat="1"/>
-    <w:lsdException w:name="heading 9" w:uiPriority="9" w:qFormat="1"/>
-    <w:lsdException w:name="toc 1" w:uiPriority="39"/>
-    <w:lsdException w:name="toc 2" w:uiPriority="39"/>
-    <w:lsdException w:name="toc 3" w:uiPriority="39"/>
-    <w:lsdException w:name="toc 4" w:uiPriority="39"/>
-    <w:lsdException w:name="toc 5" w:uiPriority="39"/>
-    <w:lsdException w:name="toc 6" w:uiPriority="39"/>
-    <w:lsdException w:name="toc 7" w:uiPriority="39"/>
-    <w:lsdException w:name="toc 8" w:uiPriority="39"/>
-    <w:lsdException w:name="toc 9" w:uiPriority="39"/>
-    <w:lsdException w:name="caption" w:uiPriority="35" w:qFormat="1"/>
-    <w:lsdException w:name="Title" w:semiHidden="0" w:uiPriority="10" w:unhideWhenUsed="0" w:qFormat="1"/>
-    <w:lsdException w:name="Default Paragraph Font" w:uiPriority="1"/>
-    <w:lsdException w:name="Subtitle" w:semiHidden="0" w:uiPriority="11" w:unhideWhenUsed="0" w:qFormat="1"/>
-    <w:lsdException w:name="Strong" w:semiHidden="0" w:uiPriority="22" w:unhideWhenUsed="0" w:qFormat="1"/>
-    <w:lsdException w:name="Emphasis" w:semiHidden="0" w:uiPriority="20" w:unhideWhenUsed="0" w:qFormat="1"/>
-    <w:lsdException w:name="Table Grid" w:semiHidden="0" w:uiPriority="59" w:unhideWhenUsed="0"/>
-    <w:lsdException w:name="Placeholder Text" w:unhideWhenUsed="0"/>
-    <w:lsdException w:name="No Spacing" w:semiHidden="0" w:uiPriority="1" w:unhideWhenUsed="0" w:qFormat="1"/>
-    <w:lsdException w:name="Light Shading" w:semiHidden="0" w:uiPriority="60" w:unhideWhenUsed="0"/>
-    <w:lsdException w:name="Light List" w:semiHidden="0" w:uiPriority="61" w:unhideWhenUsed="0"/>
-    <w:lsdException w:name="Light Grid" w:semiHidden="0" w:uiPriority="62" w:unhideWhenUsed="0"/>
-    <w:lsdException w:name="Medium Shading 1" w:semiHidden="0" w:uiPriority="63" w:unhideWhenUsed="0"/>
-    <w:lsdException w:name="Medium Shading 2" w:semiHidden="0" w:uiPriority="64" w:unhideWhenUsed="0"/>
-    <w:lsdException w:name="Medium List 1" w:semiHidden="0" w:uiPriority="65" w:unhideWhenUsed="0"/>
-    <w:lsdException w:name="Medium List 2" w:semiHidden="0" w:uiPriority="66" w:unhideWhenUsed="0"/>
-    <w:lsdException w:name="Medium Grid 1" w:semiHidden="0" w:uiPriority="67" w:unhideWhenUsed="0"/>
-    <w:lsdException w:name="Medium Grid 2" w:semiHidden="0" w:uiPriority="68" w:unhideWhenUsed="0"/>
-    <w:lsdException w:name="Medium Grid 3" w:semiHidden="0" w:uiPriority="69" w:unhideWhenUsed="0"/>
-    <w:lsdException w:name="Dark List" w:semiHidden="0" w:uiPriority="70" w:unhideWhenUsed="0"/>
-    <w:lsdException w:name="Colorful Shading" w:semiHidden="0" w:uiPriority="71" w:unhideWhenUsed="0"/>
-    <w:lsdException w:name="Colorful List" w:semiHidden="0" w:uiPriority="72" w:unhideWhenUsed="0"/>
-    <w:lsdException w:name="Colorful Grid" w:semiHidden="0" w:uiPriority="73" w:unhideWhenUsed="0"/>
-    <w:lsdException w:name="Light Shading Accent 1" w:semiHidden="0" w:uiPriority="60" w:unhideWhenUsed="0"/>
-    <w:lsdException w:name="Light List Accent 1" w:semiHidden="0" w:uiPriority="61" w:unhideWhenUsed="0"/>
-    <w:lsdException w:name="Light Grid Accent 1" w:semiHidden="0" w:uiPriority="62" w:unhideWhenUsed="0"/>
-    <w:lsdException w:name="Medium Shading 1 Accent 1" w:semiHidden="0" w:uiPriority="63" w:unhideWhenUsed="0"/>
-    <w:lsdException w:name="Medium Shading 2 Accent 1" w:semiHidden="0" w:uiPriority="64" w:unhideWhenUsed="0"/>
-    <w:lsdException w:name="Medium List 1 Accent 1" w:semiHidden="0" w:uiPriority="65" w:unhideWhenUsed="0"/>
-    <w:lsdException w:name="Revision" w:unhideWhenUsed="0"/>
-    <w:lsdException w:name="List Paragraph" w:semiHidden="0" w:uiPriority="34" w:unhideWhenUsed="0" w:qFormat="1"/>
-    <w:lsdException w:name="Quote" w:semiHidden="0" w:uiPriority="29" w:unhideWhenUsed="0" w:qFormat="1"/>
-    <w:lsdException w:name="Intense Quote" w:semiHidden="0" w:uiPriority="30" w:unhideWhenUsed="0" w:qFormat="1"/>
-    <w:lsdException w:name="Medium List 2 Accent 1" w:semiHidden="0" w:uiPriority="66" w:unhideWhenUsed="0"/>
-    <w:lsdException w:name="Medium Grid 1 Accent 1" w:semiHidden="0" w:uiPriority="67" w:unhideWhenUsed="0"/>
-    <w:lsdException w:name="Medium Grid 2 Accent 1" w:semiHidden="0" w:uiPriority="68" w:unhideWhenUsed="0"/>
-    <w:lsdException w:name="Medium Grid 3 Accent 1" w:semiHidden="0" w:uiPriority="69" w:unhideWhenUsed="0"/>
-    <w:lsdException w:name="Dark List Accent 1" w:semiHidden="0" w:uiPriority="70" w:unhideWhenUsed="0"/>
-    <w:lsdException w:name="Colorful Shading Accent 1" w:semiHidden="0" w:uiPriority="71" w:unhideWhenUsed="0"/>
-    <w:lsdException w:name="Colorful List Accent 1" w:semiHidden="0" w:uiPriority="72" w:unhideWhenUsed="0"/>
-    <w:lsdException w:name="Colorful Grid Accent 1" w:semiHidden="0" w:uiPriority="73" w:unhideWhenUsed="0"/>
-    <w:lsdException w:name="Light Shading Accent 2" w:semiHidden="0" w:uiPriority="60" w:unhideWhenUsed="0"/>
-    <w:lsdException w:name="Light List Accent 2" w:semiHidden="0" w:uiPriority="61" w:unhideWhenUsed="0"/>
-    <w:lsdException w:name="Light Grid Accent 2" w:semiHidden="0" w:uiPriority="62" w:unhideWhenUsed="0"/>
-    <w:lsdException w:name="Medium Shading 1 Accent 2" w:semiHidden="0" w:uiPriority="63" w:unhideWhenUsed="0"/>
-    <w:lsdException w:name="Medium Shading 2 Accent 2" w:semiHidden="0" w:uiPriority="64" w:unhideWhenUsed="0"/>
-    <w:lsdException w:name="Medium List 1 Accent 2" w:semiHidden="0" w:uiPriority="65" w:unhideWhenUsed="0"/>
-    <w:lsdException w:name="Medium List 2 Accent 2" w:semiHidden="0" w:uiPriority="66" w:unhideWhenUsed="0"/>
-    <w:lsdException w:name="Medium Grid 1 Accent 2" w:semiHidden="0" w:uiPriority="67" w:unhideWhenUsed="0"/>
-    <w:lsdException w:name="Medium Grid 2 Accent 2" w:semiHidden="0" w:uiPriority="68" w:unhideWhenUsed="0"/>
-    <w:lsdException w:name="Medium Grid 3 Accent 2" w:semiHidden="0" w:uiPriority="69" w:unhideWhenUsed="0"/>
-    <w:lsdException w:name="Dark List Accent 2" w:semiHidden="0" w:uiPriority="70" w:unhideWhenUsed="0"/>
-    <w:lsdException w:name="Colorful Shading Accent 2" w:semiHidden="0" w:uiPriority="71" w:unhideWhenUsed="0"/>
-    <w:lsdException w:name="Colorful List Accent 2" w:semiHidden="0" w:uiPriority="72" w:unhideWhenUsed="0"/>
-    <w:lsdException w:name="Colorful Grid Accent 2" w:semiHidden="0" w:uiPriority="73" w:unhideWhenUsed="0"/>
-    <w:lsdException w:name="Light Shading Accent 3" w:semiHidden="0" w:uiPriority="60" w:unhideWhenUsed="0"/>
-    <w:lsdException w:name="Light List Accent 3" w:semiHidden="0" w:uiPriority="61" w:unhideWhenUsed="0"/>
-    <w:lsdException w:name="Light Grid Accent 3" w:semiHidden="0" w:uiPriority="62" w:unhideWhenUsed="0"/>
-    <w:lsdException w:name="Medium Shading 1 Accent 3" w:semiHidden="0" w:uiPriority="63" w:unhideWhenUsed="0"/>
-    <w:lsdException w:name="Medium Shading 2 Accent 3" w:semiHidden="0" w:uiPriority="64" w:unhideWhenUsed="0"/>
-    <w:lsdException w:name="Medium List 1 Accent 3" w:semiHidden="0" w:uiPriority="65" w:unhideWhenUsed="0"/>
-    <w:lsdException w:name="Medium List 2 Accent 3" w:semiHidden="0" w:uiPriority="66" w:unhideWhenUsed="0"/>
-    <w:lsdException w:name="Medium Grid 1 Accent 3" w:semiHidden="0" w:uiPriority="67" w:unhideWhenUsed="0"/>
-    <w:lsdException w:name="Medium Grid 2 Accent 3" w:semiHidden="0" w:uiPriority="68" w:unhideWhenUsed="0"/>
-    <w:lsdException w:name="Medium Grid 3 Accent 3" w:semiHidden="0" w:uiPriority="69" w:unhideWhenUsed="0"/>
-    <w:lsdException w:name="Dark List Accent 3" w:semiHidden="0" w:uiPriority="70" w:unhideWhenUsed="0"/>
-    <w:lsdException w:name="Colorful Shading Accent 3" w:semiHidden="0" w:uiPriority="71" w:unhideWhenUsed="0"/>
-    <w:lsdException w:name="Colorful List Accent 3" w:semiHidden="0" w:uiPriority="72" w:unhideWhenUsed="0"/>
-    <w:lsdException w:name="Colorful Grid Accent 3" w:semiHidden="0" w:uiPriority="73" w:unhideWhenUsed="0"/>
-    <w:lsdException w:name="Light Shading Accent 4" w:semiHidden="0" w:uiPriority="60" w:unhideWhenUsed="0"/>
-    <w:lsdException w:name="Light List Accent 4" w:semiHidden="0" w:uiPriority="61" w:unhideWhenUsed="0"/>
-    <w:lsdException w:name="Light Grid Accent 4" w:semiHidden="0" w:uiPriority="62" w:unhideWhenUsed="0"/>
-    <w:lsdException w:name="Medium Shading 1 Accent 4" w:semiHidden="0" w:uiPriority="63" w:unhideWhenUsed="0"/>
-    <w:lsdException w:name="Medium Shading 2 Accent 4" w:semiHidden="0" w:uiPriority="64" w:unhideWhenUsed="0"/>
-    <w:lsdException w:name="Medium List 1 Accent 4" w:semiHidden="0" w:uiPriority="65" w:unhideWhenUsed="0"/>
-    <w:lsdException w:name="Medium List 2 Accent 4" w:semiHidden="0" w:uiPriority="66" w:unhideWhenUsed="0"/>
-    <w:lsdException w:name="Medium Grid 1 Accent 4" w:semiHidden="0" w:uiPriority="67" w:unhideWhenUsed="0"/>
-    <w:lsdException w:name="Medium Grid 2 Accent 4" w:semiHidden="0" w:uiPriority="68" w:unhideWhenUsed="0"/>
-    <w:lsdException w:name="Medium Grid 3 Accent 4" w:semiHidden="0" w:uiPriority="69" w:unhideWhenUsed="0"/>
-    <w:lsdException w:name="Dark List Accent 4" w:semiHidden="0" w:uiPriority="70" w:unhideWhenUsed="0"/>
-    <w:lsdException w:name="Colorful Shading Accent 4" w:semiHidden="0" w:uiPriority="71" w:unhideWhenUsed="0"/>
-    <w:lsdException w:name="Colorful List Accent 4" w:semiHidden="0" w:uiPriority="72" w:unhideWhenUsed="0"/>
-    <w:lsdException w:name="Colorful Grid Accent 4" w:semiHidden="0" w:uiPriority="73" w:unhideWhenUsed="0"/>
-    <w:lsdException w:name="Light Shading Accent 5" w:semiHidden="0" w:uiPriority="60" w:unhideWhenUsed="0"/>
-    <w:lsdException w:name="Light List Accent 5" w:semiHidden="0" w:uiPriority="61" w:unhideWhenUsed="0"/>
-    <w:lsdException w:name="Light Grid Accent 5" w:semiHidden="0" w:uiPriority="62" w:unhideWhenUsed="0"/>
-    <w:lsdException w:name="Medium Shading 1 Accent 5" w:semiHidden="0" w:uiPriority="63" w:unhideWhenUsed="0"/>
-    <w:lsdException w:name="Medium Shading 2 Accent 5" w:semiHidden="0" w:uiPriority="64" w:unhideWhenUsed="0"/>
-    <w:lsdException w:name="Medium List 1 Accent 5" w:semiHidden="0" w:uiPriority="65" w:unhideWhenUsed="0"/>
-    <w:lsdException w:name="Medium List 2 Accent 5" w:semiHidden="0" w:uiPriority="66" w:unhideWhenUsed="0"/>
-    <w:lsdException w:name="Medium Grid 1 Accent 5" w:semiHidden="0" w:uiPriority="67" w:unhideWhenUsed="0"/>
-    <w:lsdException w:name="Medium Grid 2 Accent 5" w:semiHidden="0" w:uiPriority="68" w:unhideWhenUsed="0"/>
-    <w:lsdException w:name="Medium Grid 3 Accent 5" w:semiHidden="0" w:uiPriority="69" w:unhideWhenUsed="0"/>
-    <w:lsdException w:name="Dark List Accent 5" w:semiHidden="0" w:uiPriority="70" w:unhideWhenUsed="0"/>
-    <w:lsdException w:name="Colorful Shading Accent 5" w:semiHidden="0" w:uiPriority="71" w:unhideWhenUsed="0"/>
-    <w:lsdException w:name="Colorful List Accent 5" w:semiHidden="0" w:uiPriority="72" w:unhideWhenUsed="0"/>
-    <w:lsdException w:name="Colorful Grid Accent 5" w:semiHidden="0" w:uiPriority="73" w:unhideWhenUsed="0"/>
-    <w:lsdException w:name="Light Shading Accent 6" w:semiHidden="0" w:uiPriority="60" w:unhideWhenUsed="0"/>
-    <w:lsdException w:name="Light List Accent 6" w:semiHidden="0" w:uiPriority="61" w:unhideWhenUsed="0"/>
-    <w:lsdException w:name="Light Grid Accent 6" w:semiHidden="0" w:uiPriority="62" w:unhideWhenUsed="0"/>
-    <w:lsdException w:name="Medium Shading 1 Accent 6" w:semiHidden="0" w:uiPriority="63" w:unhideWhenUsed="0"/>
-    <w:lsdException w:name="Medium Shading 2 Accent 6" w:semiHidden="0" w:uiPriority="64" w:unhideWhenUsed="0"/>
-    <w:lsdException w:name="Medium List 1 Accent 6" w:semiHidden="0" w:uiPriority="65" w:unhideWhenUsed="0"/>
-    <w:lsdException w:name="Medium List 2 Accent 6" w:semiHidden="0" w:uiPriority="66" w:unhideWhenUsed="0"/>
-    <w:lsdException w:name="Medium Grid 1 Accent 6" w:semiHidden="0" w:uiPriority="67" w:unhideWhenUsed="0"/>
-    <w:lsdException w:name="Medium Grid 2 Accent 6" w:semiHidden="0" w:uiPriority="68" w:unhideWhenUsed="0"/>
-    <w:lsdException w:name="Medium Grid 3 Accent 6" w:semiHidden="0" w:uiPriority="69" w:unhideWhenUsed="0"/>
-    <w:lsdException w:name="Dark List Accent 6" w:semiHidden="0" w:uiPriority="70" w:unhideWhenUsed="0"/>
-    <w:lsdException w:name="Colorful Shading Accent 6" w:semiHidden="0" w:uiPriority="71" w:unhideWhenUsed="0"/>
-    <w:lsdException w:name="Colorful List Accent 6" w:semiHidden="0" w:uiPriority="72" w:unhideWhenUsed="0"/>
-    <w:lsdException w:name="Colorful Grid Accent 6" w:semiHidden="0" w:uiPriority="73" w:unhideWhenUsed="0"/>
-    <w:lsdException w:name="Subtle Emphasis" w:semiHidden="0" w:uiPriority="19" w:unhideWhenUsed="0" w:qFormat="1"/>
-    <w:lsdException w:name="Intense Emphasis" w:semiHidden="0" w:uiPriority="21" w:unhideWhenUsed="0" w:qFormat="1"/>
-    <w:lsdException w:name="Subtle Reference" w:semiHidden="0" w:uiPriority="31" w:unhideWhenUsed="0" w:qFormat="1"/>
-    <w:lsdException w:name="Intense Reference" w:semiHidden="0" w:uiPriority="32" w:unhideWhenUsed="0" w:qFormat="1"/>
-    <w:lsdException w:name="Book Title" w:semiHidden="0" w:uiPriority="33" w:unhideWhenUsed="0" w:qFormat="1"/>
-    <w:lsdException w:name="Bibliography" w:uiPriority="37"/>
-    <w:lsdException w:name="TOC Heading" w:uiPriority="39" w:qFormat="1"/>
-  </w:latentStyles>
-  <w:style w:type="paragraph" w:default="1" w:styleId="a">
-    <w:name w:val="Normal"/>
-    <w:qFormat/>
-  </w:style>
-  <w:style w:type="character" w:default="1" w:styleId="a0">
-    <w:name w:val="Default Paragraph Font"/>
-    <w:uiPriority w:val="1"/>
-    <w:semiHidden/>
-    <w:unhideWhenUsed/>
-  </w:style>
-  <w:style w:type="table" w:default="1" w:styleId="a1">
-    <w:name w:val="Normal Table"/>
-    <w:uiPriority w:val="99"/>
-    <w:semiHidden/>
-    <w:unhideWhenUsed/>
-    <w:tblPr>
-      <w:tblInd w:w="0" w:type="dxa"/>
-      <w:tblCellMar>
-        <w:top w:w="0" w:type="dxa"/>
-        <w:left w:w="108" w:type="dxa"/>
-        <w:bottom w:w="0" w:type="dxa"/>
-        <w:right w:w="108" w:type="dxa"/>
-      </w:tblCellMar>
-    </w:tblPr>
-  </w:style>
-  <w:style w:type="numbering" w:default="1" w:styleId="a2">
-    <w:name w:val="No List"/>
-    <w:uiPriority w:val="99"/>
-    <w:semiHidden/>
-    <w:unhideWhenUsed/>
-  </w:style>
-  <w:style w:type="character" w:styleId="a3">
-    <w:name w:val="Placeholder Text"/>
-    <w:basedOn w:val="a0"/>
-    <w:uiPriority w:val="99"/>
-    <w:semiHidden/>
-    <w:rsid w:val="002C2CEC"/>
-    <w:rPr>
-      <w:color w:val="808080"/>
-    </w:rPr>
-  </w:style>
-</w:styles>
-</file>
-
-<file path=word/glossary/stylesWithEffects.xml><?xml version="1.0" encoding="utf-8"?>
-<w:styles xmlns:wpc="http://schemas.microsoft.com/office/word/2010/wordprocessingCanvas" xmlns:mc="http://schemas.openxmlformats.org/markup-compatibility/2006" xmlns:o="urn:schemas-microsoft-com:office:office" xmlns:r="http://schemas.openxmlformats.org/officeDocument/2006/relationships" xmlns:m="http://schemas.openxmlformats.org/officeDocument/2006/math" xmlns:v="urn:schemas-microsoft-com:vml" xmlns:wp14="http://schemas.microsoft.com/office/word/2010/wordprocessingDrawing" xmlns:wp="http://schemas.openxmlformats.org/drawingml/2006/wordprocessingDrawing" xmlns:w10="urn:schemas-microsoft-com:office:word" xmlns:w="http://schemas.openxmlformats.org/wordprocessingml/2006/main" xmlns:w14="http://schemas.microsoft.com/office/word/2010/wordml" xmlns:wpg="http://schemas.microsoft.com/office/word/2010/wordprocessingGroup" xmlns:wpi="http://schemas.microsoft.com/office/word/2010/wordprocessingInk" xmlns:wne="http://schemas.microsoft.com/office/word/2006/wordml" xmlns:wps="http://schemas.microsoft.com/office/word/2010/wordprocessingShape" mc:Ignorable="w14 wp14">
-  <w:docDefaults>
-    <w:rPrDefault>
-      <w:rPr>
-        <w:rFonts w:asciiTheme="minorHAnsi" w:eastAsiaTheme="minorEastAsia" w:hAnsiTheme="minorHAnsi" w:cstheme="minorBidi"/>
-        <w:sz w:val="22"/>
-        <w:szCs w:val="22"/>
-        <w:lang w:val="ru-RU" w:eastAsia="ru-RU" w:bidi="ar-SA"/>
-      </w:rPr>
-    </w:rPrDefault>
-    <w:pPrDefault>
-      <w:pPr>
-        <w:spacing w:after="200" w:line="276" w:lineRule="auto"/>
-      </w:pPr>
-    </w:pPrDefault>
-  </w:docDefaults>
-  <w:latentStyles w:defLockedState="0" w:defUIPriority="99" w:defSemiHidden="1" w:defUnhideWhenUsed="1" w:defQFormat="0" w:count="267">
-    <w:lsdException w:name="Normal" w:semiHidden="0" w:uiPriority="0" w:unhideWhenUsed="0" w:qFormat="1"/>
-    <w:lsdException w:name="heading 1" w:semiHidden="0" w:uiPriority="9" w:unhideWhenUsed="0" w:qFormat="1"/>
-    <w:lsdException w:name="heading 2" w:uiPriority="9" w:qFormat="1"/>
-    <w:lsdException w:name="heading 3" w:uiPriority="9" w:qFormat="1"/>
-    <w:lsdException w:name="heading 4" w:uiPriority="9" w:qFormat="1"/>
-    <w:lsdException w:name="heading 5" w:uiPriority="9" w:qFormat="1"/>
-    <w:lsdException w:name="heading 6" w:uiPriority="9" w:qFormat="1"/>
-    <w:lsdException w:name="heading 7" w:uiPriority="9" w:qFormat="1"/>
-    <w:lsdException w:name="heading 8" w:uiPriority="9" w:qFormat="1"/>
-    <w:lsdException w:name="heading 9" w:uiPriority="9" w:qFormat="1"/>
-    <w:lsdException w:name="toc 1" w:uiPriority="39"/>
-    <w:lsdException w:name="toc 2" w:uiPriority="39"/>
-    <w:lsdException w:name="toc 3" w:uiPriority="39"/>
-    <w:lsdException w:name="toc 4" w:uiPriority="39"/>
-    <w:lsdException w:name="toc 5" w:uiPriority="39"/>
-    <w:lsdException w:name="toc 6" w:uiPriority="39"/>
-    <w:lsdException w:name="toc 7" w:uiPriority="39"/>
-    <w:lsdException w:name="toc 8" w:uiPriority="39"/>
-    <w:lsdException w:name="toc 9" w:uiPriority="39"/>
-    <w:lsdException w:name="caption" w:uiPriority="35" w:qFormat="1"/>
-    <w:lsdException w:name="Title" w:semiHidden="0" w:uiPriority="10" w:unhideWhenUsed="0" w:qFormat="1"/>
-    <w:lsdException w:name="Default Paragraph Font" w:uiPriority="1"/>
-    <w:lsdException w:name="Subtitle" w:semiHidden="0" w:uiPriority="11" w:unhideWhenUsed="0" w:qFormat="1"/>
-    <w:lsdException w:name="Strong" w:semiHidden="0" w:uiPriority="22" w:unhideWhenUsed="0" w:qFormat="1"/>
-    <w:lsdException w:name="Emphasis" w:semiHidden="0" w:uiPriority="20" w:unhideWhenUsed="0" w:qFormat="1"/>
-    <w:lsdException w:name="Table Grid" w:semiHidden="0" w:uiPriority="59" w:unhideWhenUsed="0"/>
-    <w:lsdException w:name="Placeholder Text" w:unhideWhenUsed="0"/>
-    <w:lsdException w:name="No Spacing" w:semiHidden="0" w:uiPriority="1" w:unhideWhenUsed="0" w:qFormat="1"/>
-    <w:lsdException w:name="Light Shading" w:semiHidden="0" w:uiPriority="60" w:unhideWhenUsed="0"/>
-    <w:lsdException w:name="Light List" w:semiHidden="0" w:uiPriority="61" w:unhideWhenUsed="0"/>
-    <w:lsdException w:name="Light Grid" w:semiHidden="0" w:uiPriority="62" w:unhideWhenUsed="0"/>
-    <w:lsdException w:name="Medium Shading 1" w:semiHidden="0" w:uiPriority="63" w:unhideWhenUsed="0"/>
-    <w:lsdException w:name="Medium Shading 2" w:semiHidden="0" w:uiPriority="64" w:unhideWhenUsed="0"/>
-    <w:lsdException w:name="Medium List 1" w:semiHidden="0" w:uiPriority="65" w:unhideWhenUsed="0"/>
-    <w:lsdException w:name="Medium List 2" w:semiHidden="0" w:uiPriority="66" w:unhideWhenUsed="0"/>
-    <w:lsdException w:name="Medium Grid 1" w:semiHidden="0" w:uiPriority="67" w:unhideWhenUsed="0"/>
-    <w:lsdException w:name="Medium Grid 2" w:semiHidden="0" w:uiPriority="68" w:unhideWhenUsed="0"/>
-    <w:lsdException w:name="Medium Grid 3" w:semiHidden="0" w:uiPriority="69" w:unhideWhenUsed="0"/>
-    <w:lsdException w:name="Dark List" w:semiHidden="0" w:uiPriority="70" w:unhideWhenUsed="0"/>
-    <w:lsdException w:name="Colorful Shading" w:semiHidden="0" w:uiPriority="71" w:unhideWhenUsed="0"/>
-    <w:lsdException w:name="Colorful List" w:semiHidden="0" w:uiPriority="72" w:unhideWhenUsed="0"/>
-    <w:lsdException w:name="Colorful Grid" w:semiHidden="0" w:uiPriority="73" w:unhideWhenUsed="0"/>
-    <w:lsdException w:name="Light Shading Accent 1" w:semiHidden="0" w:uiPriority="60" w:unhideWhenUsed="0"/>
-    <w:lsdException w:name="Light List Accent 1" w:semiHidden="0" w:uiPriority="61" w:unhideWhenUsed="0"/>
-    <w:lsdException w:name="Light Grid Accent 1" w:semiHidden="0" w:uiPriority="62" w:unhideWhenUsed="0"/>
-    <w:lsdException w:name="Medium Shading 1 Accent 1" w:semiHidden="0" w:uiPriority="63" w:unhideWhenUsed="0"/>
-    <w:lsdException w:name="Medium Shading 2 Accent 1" w:semiHidden="0" w:uiPriority="64" w:unhideWhenUsed="0"/>
-    <w:lsdException w:name="Medium List 1 Accent 1" w:semiHidden="0" w:uiPriority="65" w:unhideWhenUsed="0"/>
-    <w:lsdException w:name="Revision" w:unhideWhenUsed="0"/>
-    <w:lsdException w:name="List Paragraph" w:semiHidden="0" w:uiPriority="34" w:unhideWhenUsed="0" w:qFormat="1"/>
-    <w:lsdException w:name="Quote" w:semiHidden="0" w:uiPriority="29" w:unhideWhenUsed="0" w:qFormat="1"/>
-    <w:lsdException w:name="Intense Quote" w:semiHidden="0" w:uiPriority="30" w:unhideWhenUsed="0" w:qFormat="1"/>
-    <w:lsdException w:name="Medium List 2 Accent 1" w:semiHidden="0" w:uiPriority="66" w:unhideWhenUsed="0"/>
-    <w:lsdException w:name="Medium Grid 1 Accent 1" w:semiHidden="0" w:uiPriority="67" w:unhideWhenUsed="0"/>
-    <w:lsdException w:name="Medium Grid 2 Accent 1" w:semiHidden="0" w:uiPriority="68" w:unhideWhenUsed="0"/>
-    <w:lsdException w:name="Medium Grid 3 Accent 1" w:semiHidden="0" w:uiPriority="69" w:unhideWhenUsed="0"/>
-    <w:lsdException w:name="Dark List Accent 1" w:semiHidden="0" w:uiPriority="70" w:unhideWhenUsed="0"/>
-    <w:lsdException w:name="Colorful Shading Accent 1" w:semiHidden="0" w:uiPriority="71" w:unhideWhenUsed="0"/>
-    <w:lsdException w:name="Colorful List Accent 1" w:semiHidden="0" w:uiPriority="72" w:unhideWhenUsed="0"/>
-    <w:lsdException w:name="Colorful Grid Accent 1" w:semiHidden="0" w:uiPriority="73" w:unhideWhenUsed="0"/>
-    <w:lsdException w:name="Light Shading Accent 2" w:semiHidden="0" w:uiPriority="60" w:unhideWhenUsed="0"/>
-    <w:lsdException w:name="Light List Accent 2" w:semiHidden="0" w:uiPriority="61" w:unhideWhenUsed="0"/>
-    <w:lsdException w:name="Light Grid Accent 2" w:semiHidden="0" w:uiPriority="62" w:unhideWhenUsed="0"/>
-    <w:lsdException w:name="Medium Shading 1 Accent 2" w:semiHidden="0" w:uiPriority="63" w:unhideWhenUsed="0"/>
-    <w:lsdException w:name="Medium Shading 2 Accent 2" w:semiHidden="0" w:uiPriority="64" w:unhideWhenUsed="0"/>
-    <w:lsdException w:name="Medium List 1 Accent 2" w:semiHidden="0" w:uiPriority="65" w:unhideWhenUsed="0"/>
-    <w:lsdException w:name="Medium List 2 Accent 2" w:semiHidden="0" w:uiPriority="66" w:unhideWhenUsed="0"/>
-    <w:lsdException w:name="Medium Grid 1 Accent 2" w:semiHidden="0" w:uiPriority="67" w:unhideWhenUsed="0"/>
-    <w:lsdException w:name="Medium Grid 2 Accent 2" w:semiHidden="0" w:uiPriority="68" w:unhideWhenUsed="0"/>
-    <w:lsdException w:name="Medium Grid 3 Accent 2" w:semiHidden="0" w:uiPriority="69" w:unhideWhenUsed="0"/>
-    <w:lsdException w:name="Dark List Accent 2" w:semiHidden="0" w:uiPriority="70" w:unhideWhenUsed="0"/>
-    <w:lsdException w:name="Colorful Shading Accent 2" w:semiHidden="0" w:uiPriority="71" w:unhideWhenUsed="0"/>
-    <w:lsdException w:name="Colorful List Accent 2" w:semiHidden="0" w:uiPriority="72" w:unhideWhenUsed="0"/>
-    <w:lsdException w:name="Colorful Grid Accent 2" w:semiHidden="0" w:uiPriority="73" w:unhideWhenUsed="0"/>
-    <w:lsdException w:name="Light Shading Accent 3" w:semiHidden="0" w:uiPriority="60" w:unhideWhenUsed="0"/>
-    <w:lsdException w:name="Light List Accent 3" w:semiHidden="0" w:uiPriority="61" w:unhideWhenUsed="0"/>
-    <w:lsdException w:name="Light Grid Accent 3" w:semiHidden="0" w:uiPriority="62" w:unhideWhenUsed="0"/>
-    <w:lsdException w:name="Medium Shading 1 Accent 3" w:semiHidden="0" w:uiPriority="63" w:unhideWhenUsed="0"/>
-    <w:lsdException w:name="Medium Shading 2 Accent 3" w:semiHidden="0" w:uiPriority="64" w:unhideWhenUsed="0"/>
-    <w:lsdException w:name="Medium List 1 Accent 3" w:semiHidden="0" w:uiPriority="65" w:unhideWhenUsed="0"/>
-    <w:lsdException w:name="Medium List 2 Accent 3" w:semiHidden="0" w:uiPriority="66" w:unhideWhenUsed="0"/>
-    <w:lsdException w:name="Medium Grid 1 Accent 3" w:semiHidden="0" w:uiPriority="67" w:unhideWhenUsed="0"/>
-    <w:lsdException w:name="Medium Grid 2 Accent 3" w:semiHidden="0" w:uiPriority="68" w:unhideWhenUsed="0"/>
-    <w:lsdException w:name="Medium Grid 3 Accent 3" w:semiHidden="0" w:uiPriority="69" w:unhideWhenUsed="0"/>
-    <w:lsdException w:name="Dark List Accent 3" w:semiHidden="0" w:uiPriority="70" w:unhideWhenUsed="0"/>
-    <w:lsdException w:name="Colorful Shading Accent 3" w:semiHidden="0" w:uiPriority="71" w:unhideWhenUsed="0"/>
-    <w:lsdException w:name="Colorful List Accent 3" w:semiHidden="0" w:uiPriority="72" w:unhideWhenUsed="0"/>
-    <w:lsdException w:name="Colorful Grid Accent 3" w:semiHidden="0" w:uiPriority="73" w:unhideWhenUsed="0"/>
-    <w:lsdException w:name="Light Shading Accent 4" w:semiHidden="0" w:uiPriority="60" w:unhideWhenUsed="0"/>
-    <w:lsdException w:name="Light List Accent 4" w:semiHidden="0" w:uiPriority="61" w:unhideWhenUsed="0"/>
-    <w:lsdException w:name="Light Grid Accent 4" w:semiHidden="0" w:uiPriority="62" w:unhideWhenUsed="0"/>
-    <w:lsdException w:name="Medium Shading 1 Accent 4" w:semiHidden="0" w:uiPriority="63" w:unhideWhenUsed="0"/>
-    <w:lsdException w:name="Medium Shading 2 Accent 4" w:semiHidden="0" w:uiPriority="64" w:unhideWhenUsed="0"/>
-    <w:lsdException w:name="Medium List 1 Accent 4" w:semiHidden="0" w:uiPriority="65" w:unhideWhenUsed="0"/>
-    <w:lsdException w:name="Medium List 2 Accent 4" w:semiHidden="0" w:uiPriority="66" w:unhideWhenUsed="0"/>
-    <w:lsdException w:name="Medium Grid 1 Accent 4" w:semiHidden="0" w:uiPriority="67" w:unhideWhenUsed="0"/>
-    <w:lsdException w:name="Medium Grid 2 Accent 4" w:semiHidden="0" w:uiPriority="68" w:unhideWhenUsed="0"/>
-    <w:lsdException w:name="Medium Grid 3 Accent 4" w:semiHidden="0" w:uiPriority="69" w:unhideWhenUsed="0"/>
-    <w:lsdException w:name="Dark List Accent 4" w:semiHidden="0" w:uiPriority="70" w:unhideWhenUsed="0"/>
-    <w:lsdException w:name="Colorful Shading Accent 4" w:semiHidden="0" w:uiPriority="71" w:unhideWhenUsed="0"/>
-    <w:lsdException w:name="Colorful List Accent 4" w:semiHidden="0" w:uiPriority="72" w:unhideWhenUsed="0"/>
-    <w:lsdException w:name="Colorful Grid Accent 4" w:semiHidden="0" w:uiPriority="73" w:unhideWhenUsed="0"/>
-    <w:lsdException w:name="Light Shading Accent 5" w:semiHidden="0" w:uiPriority="60" w:unhideWhenUsed="0"/>
-    <w:lsdException w:name="Light List Accent 5" w:semiHidden="0" w:uiPriority="61" w:unhideWhenUsed="0"/>
-    <w:lsdException w:name="Light Grid Accent 5" w:semiHidden="0" w:uiPriority="62" w:unhideWhenUsed="0"/>
-    <w:lsdException w:name="Medium Shading 1 Accent 5" w:semiHidden="0" w:uiPriority="63" w:unhideWhenUsed="0"/>
-    <w:lsdException w:name="Medium Shading 2 Accent 5" w:semiHidden="0" w:uiPriority="64" w:unhideWhenUsed="0"/>
-    <w:lsdException w:name="Medium List 1 Accent 5" w:semiHidden="0" w:uiPriority="65" w:unhideWhenUsed="0"/>
-    <w:lsdException w:name="Medium List 2 Accent 5" w:semiHidden="0" w:uiPriority="66" w:unhideWhenUsed="0"/>
-    <w:lsdException w:name="Medium Grid 1 Accent 5" w:semiHidden="0" w:uiPriority="67" w:unhideWhenUsed="0"/>
-    <w:lsdException w:name="Medium Grid 2 Accent 5" w:semiHidden="0" w:uiPriority="68" w:unhideWhenUsed="0"/>
-    <w:lsdException w:name="Medium Grid 3 Accent 5" w:semiHidden="0" w:uiPriority="69" w:unhideWhenUsed="0"/>
-    <w:lsdException w:name="Dark List Accent 5" w:semiHidden="0" w:uiPriority="70" w:unhideWhenUsed="0"/>
-    <w:lsdException w:name="Colorful Shading Accent 5" w:semiHidden="0" w:uiPriority="71" w:unhideWhenUsed="0"/>
-    <w:lsdException w:name="Colorful List Accent 5" w:semiHidden="0" w:uiPriority="72" w:unhideWhenUsed="0"/>
-    <w:lsdException w:name="Colorful Grid Accent 5" w:semiHidden="0" w:uiPriority="73" w:unhideWhenUsed="0"/>
-    <w:lsdException w:name="Light Shading Accent 6" w:semiHidden="0" w:uiPriority="60" w:unhideWhenUsed="0"/>
-    <w:lsdException w:name="Light List Accent 6" w:semiHidden="0" w:uiPriority="61" w:unhideWhenUsed="0"/>
-    <w:lsdException w:name="Light Grid Accent 6" w:semiHidden="0" w:uiPriority="62" w:unhideWhenUsed="0"/>
-    <w:lsdException w:name="Medium Shading 1 Accent 6" w:semiHidden="0" w:uiPriority="63" w:unhideWhenUsed="0"/>
-    <w:lsdException w:name="Medium Shading 2 Accent 6" w:semiHidden="0" w:uiPriority="64" w:unhideWhenUsed="0"/>
-    <w:lsdException w:name="Medium List 1 Accent 6" w:semiHidden="0" w:uiPriority="65" w:unhideWhenUsed="0"/>
-    <w:lsdException w:name="Medium List 2 Accent 6" w:semiHidden="0" w:uiPriority="66" w:unhideWhenUsed="0"/>
-    <w:lsdException w:name="Medium Grid 1 Accent 6" w:semiHidden="0" w:uiPriority="67" w:unhideWhenUsed="0"/>
-    <w:lsdException w:name="Medium Grid 2 Accent 6" w:semiHidden="0" w:uiPriority="68" w:unhideWhenUsed="0"/>
-    <w:lsdException w:name="Medium Grid 3 Accent 6" w:semiHidden="0" w:uiPriority="69" w:unhideWhenUsed="0"/>
-    <w:lsdException w:name="Dark List Accent 6" w:semiHidden="0" w:uiPriority="70" w:unhideWhenUsed="0"/>
-    <w:lsdException w:name="Colorful Shading Accent 6" w:semiHidden="0" w:uiPriority="71" w:unhideWhenUsed="0"/>
-    <w:lsdException w:name="Colorful List Accent 6" w:semiHidden="0" w:uiPriority="72" w:unhideWhenUsed="0"/>
-    <w:lsdException w:name="Colorful Grid Accent 6" w:semiHidden="0" w:uiPriority="73" w:unhideWhenUsed="0"/>
-    <w:lsdException w:name="Subtle Emphasis" w:semiHidden="0" w:uiPriority="19" w:unhideWhenUsed="0" w:qFormat="1"/>
-    <w:lsdException w:name="Intense Emphasis" w:semiHidden="0" w:uiPriority="21" w:unhideWhenUsed="0" w:qFormat="1"/>
-    <w:lsdException w:name="Subtle Reference" w:semiHidden="0" w:uiPriority="31" w:unhideWhenUsed="0" w:qFormat="1"/>
-    <w:lsdException w:name="Intense Reference" w:semiHidden="0" w:uiPriority="32" w:unhideWhenUsed="0" w:qFormat="1"/>
-    <w:lsdException w:name="Book Title" w:semiHidden="0" w:uiPriority="33" w:unhideWhenUsed="0" w:qFormat="1"/>
-    <w:lsdException w:name="Bibliography" w:uiPriority="37"/>
-    <w:lsdException w:name="TOC Heading" w:uiPriority="39" w:qFormat="1"/>
-  </w:latentStyles>
-  <w:style w:type="paragraph" w:default="1" w:styleId="a">
-    <w:name w:val="Normal"/>
-    <w:qFormat/>
-  </w:style>
-  <w:style w:type="character" w:default="1" w:styleId="a0">
-    <w:name w:val="Default Paragraph Font"/>
-    <w:uiPriority w:val="1"/>
-    <w:semiHidden/>
-    <w:unhideWhenUsed/>
-  </w:style>
-  <w:style w:type="table" w:default="1" w:styleId="a1">
-    <w:name w:val="Normal Table"/>
-    <w:uiPriority w:val="99"/>
-    <w:semiHidden/>
-    <w:unhideWhenUsed/>
-    <w:tblPr>
-      <w:tblInd w:w="0" w:type="dxa"/>
-      <w:tblCellMar>
-        <w:top w:w="0" w:type="dxa"/>
-        <w:left w:w="108" w:type="dxa"/>
-        <w:bottom w:w="0" w:type="dxa"/>
-        <w:right w:w="108" w:type="dxa"/>
-      </w:tblCellMar>
-    </w:tblPr>
-  </w:style>
-  <w:style w:type="numbering" w:default="1" w:styleId="a2">
-    <w:name w:val="No List"/>
-    <w:uiPriority w:val="99"/>
-    <w:semiHidden/>
-    <w:unhideWhenUsed/>
-  </w:style>
-  <w:style w:type="character" w:styleId="a3">
-    <w:name w:val="Placeholder Text"/>
-    <w:basedOn w:val="a0"/>
-    <w:uiPriority w:val="99"/>
-    <w:semiHidden/>
-    <w:rsid w:val="002C2CEC"/>
-    <w:rPr>
-      <w:color w:val="808080"/>
-    </w:rPr>
-  </w:style>
-</w:styles>
-</file>
-
-<file path=word/glossary/webSettings.xml><?xml version="1.0" encoding="utf-8"?>
-<w:webSettings xmlns:mc="http://schemas.openxmlformats.org/markup-compatibility/2006" xmlns:r="http://schemas.openxmlformats.org/officeDocument/2006/relationships" xmlns:w="http://schemas.openxmlformats.org/wordprocessingml/2006/main" xmlns:w14="http://schemas.microsoft.com/office/word/2010/wordml" mc:Ignorable="w14">
-  <w:optimizeForBrowser/>
-  <w:allowPNG/>
-</w:webSettings>
 </file>
 
 <file path=word/theme/theme1.xml><?xml version="1.0" encoding="utf-8"?>
@@ -13564,7 +12622,7 @@
   <a:extraClrSchemeLst/>
   <a:extLst>
     <a:ext uri="{05A4C25C-085E-4340-85A3-A5531E510DB2}">
-      <thm15:themeFamily xmlns="" xmlns:thm15="http://schemas.microsoft.com/office/thememl/2012/main" name="Office Theme" id="{62F939B6-93AF-4DB8-9C6B-D6C7DFDC589F}" vid="{4A3C46E8-61CC-4603-A589-7422A47A8E4A}"/>
+      <thm15:themeFamily xmlns:thm15="http://schemas.microsoft.com/office/thememl/2012/main" name="Office Theme" id="{62F939B6-93AF-4DB8-9C6B-D6C7DFDC589F}" vid="{4A3C46E8-61CC-4603-A589-7422A47A8E4A}"/>
     </a:ext>
   </a:extLst>
 </a:theme>
